--- a/deliverables/Guion-Invoice-Audit-Agent-Capitulo2-con-imagenes.docx
+++ b/deliverables/Guion-Invoice-Audit-Agent-Capitulo2-con-imagenes.docx
@@ -15,7 +15,7 @@
           <w:sz w:val="44"/>
           <w:szCs w:val="44"/>
         </w:rPr>
-        <w:t xml:space="preserve">Capítulo 2 — Build, Observe &amp; Tune</w:t>
+        <w:t>Capítulos 2 y 3 — Build, Observe &amp; Tune + Seguridad</w:t>
       </w:r>
     </w:p>
     <w:p>
@@ -29,7 +29,7 @@
           <w:sz w:val="30"/>
           <w:szCs w:val="30"/>
         </w:rPr>
-        <w:t xml:space="preserve">Guion de navegación — Invoice Audit Agent</w:t>
+        <w:t>Guion de navegación — Invoice Audit Agent (ciclo de vida completo + gobierno de seguridad)</w:t>
       </w:r>
     </w:p>
     <w:p>
@@ -2622,6 +2622,774 @@
           <w:szCs w:val="21"/>
         </w:rPr>
         <w:t>Resultados de evaluación: https://ai.azure.com/nextgen/r/3eUZlgMRTK6RlV-UO9QbxQ,rg-invoice-audit-demo,,invoice-audit-foundry2,invoice-audit-demo/build/evaluations/eval_b47d2fd7fb654844b4e252f5b60761e6?tid=e00660b6-957d-4851-a2b1-26d94d7527cd</w:t>
+      </w:r>
+    </w:p>
+    <w:p/>
+    <w:p/>
+    <w:p>
+      <w:pPr>
+        <w:pStyle w:val="Heading1"/>
+      </w:pPr>
+      <w:r>
+        <w:t>Capítulo 3 — Seguridad: identidad de agentes y gobierno</w:t>
+      </w:r>
+    </w:p>
+    <w:p>
+      <w:r>
+        <w:rPr>
+          <w:b/>
+          <w:i w:val="0"/>
+        </w:rPr>
+        <w:t>Objetivo de esta sección</w:t>
+      </w:r>
+    </w:p>
+    <w:p>
+      <w:r>
+        <w:rPr>
+          <w:b w:val="0"/>
+          <w:i w:val="0"/>
+        </w:rPr>
+        <w:t>Mostrar cómo gobernar y asegurar agentes de IA en producción: visibilidad de identidad (Microsoft Entra Agent ID), detección automática de riesgos reales (Microsoft Defender for Cloud), y una acción de contención auditable — todo sobre el MISMO agente que construimos en el Capítulo 2 (invoice-audit-agent, cuenta invoice-audit-foundry2). No es un ambiente aparte: es la misma demo, vista desde la perspectiva de seguridad y gobierno.</w:t>
+      </w:r>
+    </w:p>
+    <w:p/>
+    <w:p>
+      <w:r>
+        <w:rPr>
+          <w:b/>
+          <w:i w:val="0"/>
+        </w:rPr>
+        <w:t>Prerrequisito (ya habilitado en este tenant, sin pasos adicionales)</w:t>
+      </w:r>
+    </w:p>
+    <w:p>
+      <w:pPr>
+        <w:pStyle w:val="ListParagraph"/>
+      </w:pPr>
+      <w:r>
+        <w:t>Microsoft Defender for Cloud — plan "AI" (Standard) ya está activo en esta suscripción (trial de 30 días). Se puede habilitar en cualquier tenant con: az security pricing create --name AI --tier Standard.</w:t>
+      </w:r>
+    </w:p>
+    <w:p>
+      <w:pPr>
+        <w:pStyle w:val="ListParagraph"/>
+      </w:pPr>
+      <w:r>
+        <w:t>Microsoft Entra Agent ID (registro de identidades de agente) está disponible de forma nativa en Entra ID — no requiere activación ni licencia adicional más allá de Entra ID estándar.</w:t>
+      </w:r>
+    </w:p>
+    <w:p/>
+    <w:p>
+      <w:pPr>
+        <w:pStyle w:val="Heading2"/>
+      </w:pPr>
+      <w:r>
+        <w:t>Sección 1 — Identidad de agentes (Microsoft Entra Agent ID)</w:t>
+      </w:r>
+    </w:p>
+    <w:p>
+      <w:r>
+        <w:rPr>
+          <w:b/>
+          <w:i w:val="0"/>
+        </w:rPr>
+        <w:t>Navegación</w:t>
+      </w:r>
+    </w:p>
+    <w:p>
+      <w:pPr>
+        <w:pStyle w:val="ListParagraph"/>
+      </w:pPr>
+      <w:r>
+        <w:t>Portal: entra.microsoft.com → Entra ID → Agents</w:t>
+      </w:r>
+    </w:p>
+    <w:p>
+      <w:r>
+        <w:rPr>
+          <w:b w:val="0"/>
+          <w:i w:val="0"/>
+        </w:rPr>
+        <w:t>https://entra.microsoft.com/#view/Microsoft_AAD_RegisteredApps/AllAgents.MenuView/~/overview</w:t>
+      </w:r>
+    </w:p>
+    <w:p>
+      <w:r>
+        <w:rPr>
+          <w:b/>
+          <w:i w:val="0"/>
+        </w:rPr>
+        <w:t>Qué mostrar en pantalla</w:t>
+      </w:r>
+    </w:p>
+    <w:p>
+      <w:pPr>
+        <w:pStyle w:val="ListParagraph"/>
+      </w:pPr>
+      <w:r>
+        <w:t>Panel "Overview": 8 identidades de agente detectadas en el tenant, todas asociadas a nuestro ambiente (invoice-audit-foundry / invoice-audit-foundry2), con sus "Agent blueprints" (plantillas padre) listados a la derecha.</w:t>
+      </w:r>
+    </w:p>
+    <w:p/>
+    <w:p>
+      <w:pPr>
+        <w:jc w:val="left"/>
+      </w:pPr>
+      <w:r>
+        <w:drawing>
+          <wp:inline xmlns:a="http://schemas.openxmlformats.org/drawingml/2006/main" xmlns:pic="http://schemas.openxmlformats.org/drawingml/2006/picture">
+            <wp:extent cx="5669280" cy="3188970"/>
+            <wp:docPr id="7" name="Picture 7"/>
+            <wp:cNvGraphicFramePr>
+              <a:graphicFrameLocks noChangeAspect="1"/>
+            </wp:cNvGraphicFramePr>
+            <a:graphic>
+              <a:graphicData uri="http://schemas.openxmlformats.org/drawingml/2006/picture">
+                <pic:pic>
+                  <pic:nvPicPr>
+                    <pic:cNvPr id="0" name="01-entra-agents-overview.png"/>
+                    <pic:cNvPicPr/>
+                  </pic:nvPicPr>
+                  <pic:blipFill>
+                    <a:blip r:embed="rId14"/>
+                    <a:stretch>
+                      <a:fillRect/>
+                    </a:stretch>
+                  </pic:blipFill>
+                  <pic:spPr>
+                    <a:xfrm>
+                      <a:off x="0" y="0"/>
+                      <a:ext cx="5669280" cy="3188970"/>
+                    </a:xfrm>
+                    <a:prstGeom prst="rect"/>
+                  </pic:spPr>
+                </pic:pic>
+              </a:graphicData>
+            </a:graphic>
+          </wp:inline>
+        </w:drawing>
+      </w:r>
+    </w:p>
+    <w:p>
+      <w:r>
+        <w:rPr>
+          <w:i/>
+          <w:color w:val="595959"/>
+          <w:sz w:val="18"/>
+        </w:rPr>
+        <w:t>Captura 1 — Entra ID Agents Overview: 8 identidades de agente activas, blueprints recientes mostrando nuestro propio ambiente.</w:t>
+      </w:r>
+    </w:p>
+    <w:p/>
+    <w:p>
+      <w:pPr>
+        <w:pStyle w:val="ListParagraph"/>
+      </w:pPr>
+      <w:r>
+        <w:t>Clic en "View all agent identities" → lista completa con Status "Active" y fecha de creación (10/23/26, el mismo día del deploy del Capítulo 2).</w:t>
+      </w:r>
+    </w:p>
+    <w:p>
+      <w:pPr>
+        <w:pStyle w:val="ListParagraph"/>
+      </w:pPr>
+      <w:r>
+        <w:t>Clic en una identidad específica (invoice-audit-foundry2/projects/invoice-audit-demo) → detalle de la Enterprise Application asociada: Application ID, Object ID, Conditional Access, Permissions, Sign-in logs.</w:t>
+      </w:r>
+    </w:p>
+    <w:p/>
+    <w:p>
+      <w:pPr>
+        <w:jc w:val="left"/>
+      </w:pPr>
+      <w:r>
+        <w:drawing>
+          <wp:inline xmlns:a="http://schemas.openxmlformats.org/drawingml/2006/main" xmlns:pic="http://schemas.openxmlformats.org/drawingml/2006/picture">
+            <wp:extent cx="5669280" cy="3188970"/>
+            <wp:docPr id="8" name="Picture 8"/>
+            <wp:cNvGraphicFramePr>
+              <a:graphicFrameLocks noChangeAspect="1"/>
+            </wp:cNvGraphicFramePr>
+            <a:graphic>
+              <a:graphicData uri="http://schemas.openxmlformats.org/drawingml/2006/picture">
+                <pic:pic>
+                  <pic:nvPicPr>
+                    <pic:cNvPr id="0" name="02-entra-agent-identity-detail.png"/>
+                    <pic:cNvPicPr/>
+                  </pic:nvPicPr>
+                  <pic:blipFill>
+                    <a:blip r:embed="rId15"/>
+                    <a:stretch>
+                      <a:fillRect/>
+                    </a:stretch>
+                  </pic:blipFill>
+                  <pic:spPr>
+                    <a:xfrm>
+                      <a:off x="0" y="0"/>
+                      <a:ext cx="5669280" cy="3188970"/>
+                    </a:xfrm>
+                    <a:prstGeom prst="rect"/>
+                  </pic:spPr>
+                </pic:pic>
+              </a:graphicData>
+            </a:graphic>
+          </wp:inline>
+        </w:drawing>
+      </w:r>
+    </w:p>
+    <w:p>
+      <w:r>
+        <w:rPr>
+          <w:i/>
+          <w:color w:val="595959"/>
+          <w:sz w:val="18"/>
+        </w:rPr>
+        <w:t>Captura 2 — Detalle de la identidad del agente en Entra ID: propiedades, Application ID/Object ID, y opciones de gobierno (Conditional Access, Roles, Permissions).</w:t>
+      </w:r>
+    </w:p>
+    <w:p/>
+    <w:p>
+      <w:r>
+        <w:rPr>
+          <w:b/>
+          <w:i w:val="0"/>
+        </w:rPr>
+        <w:t>Mensaje de valor para el cliente</w:t>
+      </w:r>
+    </w:p>
+    <w:p>
+      <w:r>
+        <w:rPr>
+          <w:b w:val="0"/>
+          <w:i w:val="0"/>
+        </w:rPr>
+        <w:t>"Cada agente de IA que se crea en Foundry tiene una identidad gobernable en Entra ID — igual que cualquier aplicación empresarial. Pueden ver, auditar y aplicar Conditional Access sobre estas identidades, sin importar cuántos agentes desplieguen en su organización. No hay agentes 'fantasma' o fuera del radar de identidad."</w:t>
+      </w:r>
+    </w:p>
+    <w:p/>
+    <w:p>
+      <w:pPr>
+        <w:pStyle w:val="Heading2"/>
+      </w:pPr>
+      <w:r>
+        <w:t>Sección 2 — Hallazgo real de seguridad (Microsoft Defender for Cloud)</w:t>
+      </w:r>
+    </w:p>
+    <w:p>
+      <w:r>
+        <w:rPr>
+          <w:b/>
+          <w:i w:val="0"/>
+        </w:rPr>
+        <w:t>Navegación</w:t>
+      </w:r>
+    </w:p>
+    <w:p>
+      <w:pPr>
+        <w:pStyle w:val="ListParagraph"/>
+      </w:pPr>
+      <w:r>
+        <w:t>Portal: portal.azure.com → Microsoft Defender for Cloud → Inventory → invoice-audit-foundry2</w:t>
+      </w:r>
+    </w:p>
+    <w:p>
+      <w:r>
+        <w:rPr>
+          <w:b w:val="0"/>
+          <w:i w:val="0"/>
+        </w:rPr>
+        <w:t>https://portal.azure.com/#view/Microsoft_Azure_Security/SecurityMenuBlade/~/25</w:t>
+      </w:r>
+    </w:p>
+    <w:p>
+      <w:r>
+        <w:rPr>
+          <w:b/>
+          <w:i w:val="0"/>
+        </w:rPr>
+        <w:t>Qué mostrar en pantalla</w:t>
+      </w:r>
+    </w:p>
+    <w:p>
+      <w:pPr>
+        <w:pStyle w:val="ListParagraph"/>
+      </w:pPr>
+      <w:r>
+        <w:t>2 recomendaciones activas "Unhealthy" sobre nuestro propio recurso, detectadas automáticamente por Defender sin ninguna configuración manual: "Microsoft Foundry resources should use Azure Private Link" y "Microsoft Foundry resources should restrict network access".</w:t>
+      </w:r>
+    </w:p>
+    <w:p/>
+    <w:p>
+      <w:pPr>
+        <w:jc w:val="left"/>
+      </w:pPr>
+      <w:r>
+        <w:drawing>
+          <wp:inline xmlns:a="http://schemas.openxmlformats.org/drawingml/2006/main" xmlns:pic="http://schemas.openxmlformats.org/drawingml/2006/picture">
+            <wp:extent cx="5669280" cy="3188970"/>
+            <wp:docPr id="9" name="Picture 9"/>
+            <wp:cNvGraphicFramePr>
+              <a:graphicFrameLocks noChangeAspect="1"/>
+            </wp:cNvGraphicFramePr>
+            <a:graphic>
+              <a:graphicData uri="http://schemas.openxmlformats.org/drawingml/2006/picture">
+                <pic:pic>
+                  <pic:nvPicPr>
+                    <pic:cNvPr id="0" name="03-defender-findings-before.png"/>
+                    <pic:cNvPicPr/>
+                  </pic:nvPicPr>
+                  <pic:blipFill>
+                    <a:blip r:embed="rId16"/>
+                    <a:stretch>
+                      <a:fillRect/>
+                    </a:stretch>
+                  </pic:blipFill>
+                  <pic:spPr>
+                    <a:xfrm>
+                      <a:off x="0" y="0"/>
+                      <a:ext cx="5669280" cy="3188970"/>
+                    </a:xfrm>
+                    <a:prstGeom prst="rect"/>
+                  </pic:spPr>
+                </pic:pic>
+              </a:graphicData>
+            </a:graphic>
+          </wp:inline>
+        </w:drawing>
+      </w:r>
+    </w:p>
+    <w:p>
+      <w:r>
+        <w:rPr>
+          <w:i/>
+          <w:color w:val="595959"/>
+          <w:sz w:val="18"/>
+        </w:rPr>
+        <w:t>Captura 3 — Resource health de invoice-audit-foundry2: 2 recomendaciones Unhealthy reales, detectadas automáticamente por Defender for Cloud.</w:t>
+      </w:r>
+    </w:p>
+    <w:p/>
+    <w:p>
+      <w:pPr>
+        <w:pStyle w:val="ListParagraph"/>
+      </w:pPr>
+      <w:r>
+        <w:t>Clic en "should restrict network access" → detalle completo: descripción, Attack Paths (0 por ahora), tácticas MITRE ATT&amp;CK asociadas (Lateral Movement, Exploitation of Remote Services, Lateral Tool Transfer, Remote Services), y plan de remediación (Quick Fix automático + instrucciones manuales paso a paso).</w:t>
+      </w:r>
+    </w:p>
+    <w:p/>
+    <w:p>
+      <w:pPr>
+        <w:jc w:val="left"/>
+      </w:pPr>
+      <w:r>
+        <w:drawing>
+          <wp:inline xmlns:a="http://schemas.openxmlformats.org/drawingml/2006/main" xmlns:pic="http://schemas.openxmlformats.org/drawingml/2006/picture">
+            <wp:extent cx="5669280" cy="3188970"/>
+            <wp:docPr id="10" name="Picture 10"/>
+            <wp:cNvGraphicFramePr>
+              <a:graphicFrameLocks noChangeAspect="1"/>
+            </wp:cNvGraphicFramePr>
+            <a:graphic>
+              <a:graphicData uri="http://schemas.openxmlformats.org/drawingml/2006/picture">
+                <pic:pic>
+                  <pic:nvPicPr>
+                    <pic:cNvPr id="0" name="04-defender-recommendation-detail.png"/>
+                    <pic:cNvPicPr/>
+                  </pic:nvPicPr>
+                  <pic:blipFill>
+                    <a:blip r:embed="rId17"/>
+                    <a:stretch>
+                      <a:fillRect/>
+                    </a:stretch>
+                  </pic:blipFill>
+                  <pic:spPr>
+                    <a:xfrm>
+                      <a:off x="0" y="0"/>
+                      <a:ext cx="5669280" cy="3188970"/>
+                    </a:xfrm>
+                    <a:prstGeom prst="rect"/>
+                  </pic:spPr>
+                </pic:pic>
+              </a:graphicData>
+            </a:graphic>
+          </wp:inline>
+        </w:drawing>
+      </w:r>
+    </w:p>
+    <w:p>
+      <w:r>
+        <w:rPr>
+          <w:i/>
+          <w:color w:val="595959"/>
+          <w:sz w:val="18"/>
+        </w:rPr>
+        <w:t>Captura 4 — Detalle de la recomendación: descripción, plan de remediación (Quick Fix), y tácticas MITRE ATT&amp;CK que este hallazgo habilitaría si se combinara con otros.</w:t>
+      </w:r>
+    </w:p>
+    <w:p/>
+    <w:p>
+      <w:r>
+        <w:rPr>
+          <w:b/>
+          <w:i w:val="0"/>
+        </w:rPr>
+        <w:t>Mensaje de valor para el cliente</w:t>
+      </w:r>
+    </w:p>
+    <w:p>
+      <w:r>
+        <w:rPr>
+          <w:b w:val="0"/>
+          <w:i w:val="0"/>
+        </w:rPr>
+        <w:t>"Esto no es un recurso de ejemplo — es el agente real que construimos juntos en el Capítulo 2. Defender lo detectó automáticamente apenas se desplegó, sin que nadie lo configurara manualmente ni corriera un escaneo a propósito."</w:t>
+      </w:r>
+    </w:p>
+    <w:p/>
+    <w:p>
+      <w:pPr>
+        <w:pStyle w:val="Heading2"/>
+      </w:pPr>
+      <w:r>
+        <w:t>Sección 3 — Mapa de relaciones / Attack Path Analysis</w:t>
+      </w:r>
+    </w:p>
+    <w:p>
+      <w:r>
+        <w:rPr>
+          <w:b/>
+          <w:i w:val="0"/>
+        </w:rPr>
+        <w:t>Navegación</w:t>
+      </w:r>
+    </w:p>
+    <w:p>
+      <w:pPr>
+        <w:pStyle w:val="ListParagraph"/>
+      </w:pPr>
+      <w:r>
+        <w:t>Portal: Microsoft Defender for Cloud → Attack path analysis</w:t>
+      </w:r>
+    </w:p>
+    <w:p>
+      <w:r>
+        <w:rPr>
+          <w:b w:val="0"/>
+          <w:i w:val="0"/>
+        </w:rPr>
+        <w:t>https://portal.azure.com/#view/Microsoft_Azure_Security/SecurityMenuBlade/~/AttackPaths</w:t>
+      </w:r>
+    </w:p>
+    <w:p>
+      <w:r>
+        <w:rPr>
+          <w:b/>
+          <w:i w:val="0"/>
+        </w:rPr>
+        <w:t>Qué mostrar en pantalla</w:t>
+      </w:r>
+    </w:p>
+    <w:p>
+      <w:pPr>
+        <w:pStyle w:val="ListParagraph"/>
+      </w:pPr>
+      <w:r>
+        <w:t>"No attack paths found" (0 total, 0 recursos afectados). Es un resultado honesto y esperado: los hallazgos actuales (Sección 2) son de riesgo Low y aún no se combinan entre sí en una cadena explotable completa — pero Defender los sigue rastreando de forma proactiva, antes de que escalen.</w:t>
+      </w:r>
+    </w:p>
+    <w:p/>
+    <w:p>
+      <w:pPr>
+        <w:jc w:val="left"/>
+      </w:pPr>
+      <w:r>
+        <w:drawing>
+          <wp:inline xmlns:a="http://schemas.openxmlformats.org/drawingml/2006/main" xmlns:pic="http://schemas.openxmlformats.org/drawingml/2006/picture">
+            <wp:extent cx="5669280" cy="3188970"/>
+            <wp:docPr id="11" name="Picture 11"/>
+            <wp:cNvGraphicFramePr>
+              <a:graphicFrameLocks noChangeAspect="1"/>
+            </wp:cNvGraphicFramePr>
+            <a:graphic>
+              <a:graphicData uri="http://schemas.openxmlformats.org/drawingml/2006/picture">
+                <pic:pic>
+                  <pic:nvPicPr>
+                    <pic:cNvPr id="0" name="05-defender-graph-relationship-map.png"/>
+                    <pic:cNvPicPr/>
+                  </pic:nvPicPr>
+                  <pic:blipFill>
+                    <a:blip r:embed="rId18"/>
+                    <a:stretch>
+                      <a:fillRect/>
+                    </a:stretch>
+                  </pic:blipFill>
+                  <pic:spPr>
+                    <a:xfrm>
+                      <a:off x="0" y="0"/>
+                      <a:ext cx="5669280" cy="3188970"/>
+                    </a:xfrm>
+                    <a:prstGeom prst="rect"/>
+                  </pic:spPr>
+                </pic:pic>
+              </a:graphicData>
+            </a:graphic>
+          </wp:inline>
+        </w:drawing>
+      </w:r>
+    </w:p>
+    <w:p>
+      <w:r>
+        <w:rPr>
+          <w:i/>
+          <w:color w:val="595959"/>
+          <w:sz w:val="18"/>
+        </w:rPr>
+        <w:t>Captura 5 — Attack path analysis: sin rutas de ataque activas hoy. La pestaña "Graph" dentro de la recomendación individual también muestra "No relevant graph context found" por el mismo motivo (ver nota abajo).</w:t>
+      </w:r>
+    </w:p>
+    <w:p/>
+    <w:p>
+      <w:r>
+        <w:rPr>
+          <w:i/>
+          <w:color w:val="595959"/>
+          <w:sz w:val="18"/>
+        </w:rPr>
+        <w:t>Nota de timing: el plan Defender for AI se activó hace poco más de 24 horas en este tenant. El motor de grafo de relaciones (el que construye el mapa completo de blast radius, similar al escenario original de Caldova con OpenClaw → storage account "internalpayments") puede tardar hasta 24-48h en indexar todas las relaciones entre recursos tras activarse. Si repites esta demo varios días después del deploy inicial, es probable que el grafo ya muestre relaciones completas (p. ej. agente → Search → Knowledge Base) incluso sin un hallazgo crítico que las dispare.</w:t>
+      </w:r>
+    </w:p>
+    <w:p/>
+    <w:p>
+      <w:r>
+        <w:rPr>
+          <w:b/>
+          <w:i w:val="0"/>
+        </w:rPr>
+        <w:t>Mensaje de valor para el cliente</w:t>
+      </w:r>
+    </w:p>
+    <w:p>
+      <w:r>
+        <w:rPr>
+          <w:b w:val="0"/>
+          <w:i w:val="0"/>
+        </w:rPr>
+        <w:t>"Defender no solo lista problemas sueltos — intenta conectar los puntos para ver si un atacante podría encadenarlos en una ruta real de compromiso. Hoy no hay una ruta completa, que es exactamente la postura que queremos, pero seguimos viendo y corrigiendo cada pieza individual antes de que se convierta en una."</w:t>
+      </w:r>
+    </w:p>
+    <w:p/>
+    <w:p>
+      <w:pPr>
+        <w:pStyle w:val="Heading2"/>
+      </w:pPr>
+      <w:r>
+        <w:t>Sección 4 — Contención y auditoría</w:t>
+      </w:r>
+    </w:p>
+    <w:p>
+      <w:r>
+        <w:rPr>
+          <w:b/>
+          <w:i w:val="0"/>
+        </w:rPr>
+        <w:t>Navegación</w:t>
+      </w:r>
+    </w:p>
+    <w:p>
+      <w:pPr>
+        <w:pStyle w:val="ListParagraph"/>
+      </w:pPr>
+      <w:r>
+        <w:t>Misma recomendación ("should restrict network access") → sección "Recommendation owner and set due date" → botón "Assign owner &amp; set due date".</w:t>
+      </w:r>
+    </w:p>
+    <w:p>
+      <w:r>
+        <w:rPr>
+          <w:b/>
+          <w:i w:val="0"/>
+        </w:rPr>
+        <w:t>Qué mostrar en pantalla</w:t>
+      </w:r>
+    </w:p>
+    <w:p>
+      <w:pPr>
+        <w:pStyle w:val="ListParagraph"/>
+      </w:pPr>
+      <w:r>
+        <w:t>Antes: Status = "Unassigned", sin owner ni due date (ver Captura 3/4).</w:t>
+      </w:r>
+    </w:p>
+    <w:p>
+      <w:pPr>
+        <w:pStyle w:val="ListParagraph"/>
+      </w:pPr>
+      <w:r>
+        <w:t>Asignar: owner = admin@mngenvmcap947629.onmicrosoft.com, remediation timeframe = fecha por defecto (2 semanas).</w:t>
+      </w:r>
+    </w:p>
+    <w:p>
+      <w:pPr>
+        <w:pStyle w:val="ListParagraph"/>
+      </w:pPr>
+      <w:r>
+        <w:t>Después: Status cambia a "On time", con Recommendation owner y Due date (11/7/2026) visibles en la sección "Governance" — este es el equivalente real y auditable de "Restrict App Execution + comentario de auditoría" del guion original de Caldova.</w:t>
+      </w:r>
+    </w:p>
+    <w:p/>
+    <w:p>
+      <w:pPr>
+        <w:jc w:val="left"/>
+      </w:pPr>
+      <w:r>
+        <w:drawing>
+          <wp:inline xmlns:a="http://schemas.openxmlformats.org/drawingml/2006/main" xmlns:pic="http://schemas.openxmlformats.org/drawingml/2006/picture">
+            <wp:extent cx="5669280" cy="3188970"/>
+            <wp:docPr id="12" name="Picture 12"/>
+            <wp:cNvGraphicFramePr>
+              <a:graphicFrameLocks noChangeAspect="1"/>
+            </wp:cNvGraphicFramePr>
+            <a:graphic>
+              <a:graphicData uri="http://schemas.openxmlformats.org/drawingml/2006/picture">
+                <pic:pic>
+                  <pic:nvPicPr>
+                    <pic:cNvPr id="0" name="06-defender-containment-after.png"/>
+                    <pic:cNvPicPr/>
+                  </pic:nvPicPr>
+                  <pic:blipFill>
+                    <a:blip r:embed="rId19"/>
+                    <a:stretch>
+                      <a:fillRect/>
+                    </a:stretch>
+                  </pic:blipFill>
+                  <pic:spPr>
+                    <a:xfrm>
+                      <a:off x="0" y="0"/>
+                      <a:ext cx="5669280" cy="3188970"/>
+                    </a:xfrm>
+                    <a:prstGeom prst="rect"/>
+                  </pic:spPr>
+                </pic:pic>
+              </a:graphicData>
+            </a:graphic>
+          </wp:inline>
+        </w:drawing>
+      </w:r>
+    </w:p>
+    <w:p>
+      <w:r>
+        <w:rPr>
+          <w:i/>
+          <w:color w:val="595959"/>
+          <w:sz w:val="18"/>
+        </w:rPr>
+        <w:t>Captura 6 — Después de la asignación: Status = "On time", Recommendation owner y Due date asignados en la sección Governance. Acción de contención real y auditable, sin romper la conectividad del agente.</w:t>
+      </w:r>
+    </w:p>
+    <w:p/>
+    <w:p>
+      <w:r>
+        <w:rPr>
+          <w:i/>
+          <w:color w:val="595959"/>
+          <w:sz w:val="18"/>
+        </w:rPr>
+        <w:t>⚠️ Nota importante de seguridad para quien ejecute esta demo: a propósito NO se deshabilitó el acceso de red pública real del recurso — eso rompería la conectividad del invoice-audit-agent (Playground, API, Evaluations) que se usa en el Capítulo 2 y que el usuario necesita seguir revisando. La acción de "asignar owner + due date" es el paso de gobierno/auditoría real y seguro de ejecutar en esta demo compartida. En un ambiente de producción real separado, el siguiente paso sería aplicar la remediación completa vía el botón "Fix" (Quick Fix) o manualmente — Networking → "Selected Networks and Private Endpoints" o "Disabled" — una vez validado que no interrumpe la operación.</w:t>
+      </w:r>
+    </w:p>
+    <w:p/>
+    <w:p>
+      <w:r>
+        <w:rPr>
+          <w:b/>
+          <w:i w:val="0"/>
+        </w:rPr>
+        <w:t>Mensaje de valor para el cliente</w:t>
+      </w:r>
+    </w:p>
+    <w:p>
+      <w:r>
+        <w:rPr>
+          <w:b w:val="0"/>
+          <w:i w:val="0"/>
+        </w:rPr>
+        <w:t>"La gobernanza de seguridad no es un evento único — es un ciclo: detectar, asignar dueño, fijar fecha, remediar, verificar. Aquí ven ese ciclo completo corriendo sobre su propio agente de producción, con trazabilidad total de quién es responsable y para cuándo."</w:t>
+      </w:r>
+    </w:p>
+    <w:p/>
+    <w:p>
+      <w:pPr>
+        <w:pStyle w:val="Heading1"/>
+      </w:pPr>
+      <w:r>
+        <w:t>Cierre sugerido — Capítulo 3</w:t>
+      </w:r>
+    </w:p>
+    <w:p>
+      <w:r>
+        <w:rPr>
+          <w:b w:val="0"/>
+          <w:i w:val="0"/>
+        </w:rPr>
+        <w:t>"Recorrimos el otro lado de la moneda: no solo construimos y operamos un agente (Capítulo 2) — también lo gobernamos. Su identidad está registrada y es auditable en Entra ID. Su postura de seguridad se monitorea automáticamente en Defender for Cloud, con hallazgos reales, tácticas MITRE ATT&amp;CK mapeadas, y una acción de contención con dueño y fecha — todo sin salir de las mismas herramientas de Microsoft que ya usan hoy, y sobre el mismo agente que acabamos de construir."</w:t>
+      </w:r>
+    </w:p>
+    <w:p/>
+    <w:p>
+      <w:pPr>
+        <w:pStyle w:val="Heading2"/>
+      </w:pPr>
+      <w:r>
+        <w:t>Resumen de URLs de navegación — Capítulo 3</w:t>
+      </w:r>
+    </w:p>
+    <w:p>
+      <w:pPr>
+        <w:pStyle w:val="ListParagraph"/>
+      </w:pPr>
+      <w:r>
+        <w:t>Entra ID Agents (Overview): https://entra.microsoft.com/#view/Microsoft_AAD_RegisteredApps/AllAgents.MenuView/~/overview</w:t>
+      </w:r>
+    </w:p>
+    <w:p>
+      <w:pPr>
+        <w:pStyle w:val="ListParagraph"/>
+      </w:pPr>
+      <w:r>
+        <w:t>Entra ID Agent identities (lista completa): https://entra.microsoft.com/#view/Microsoft_AAD_RegisteredApps/AllAgents.MenuView/~/allAgentIds</w:t>
+      </w:r>
+    </w:p>
+    <w:p>
+      <w:pPr>
+        <w:pStyle w:val="ListParagraph"/>
+      </w:pPr>
+      <w:r>
+        <w:t>Defender for Cloud — Inventory: https://portal.azure.com/#view/Microsoft_Azure_Security/SecurityMenuBlade/~/25</w:t>
+      </w:r>
+    </w:p>
+    <w:p>
+      <w:pPr>
+        <w:pStyle w:val="ListParagraph"/>
+      </w:pPr>
+      <w:r>
+        <w:t>Defender for Cloud — Data and AI security: https://portal.azure.com/#view/Microsoft_Azure_Security/SecurityMenuBlade/~/AscInformationProtection</w:t>
+      </w:r>
+    </w:p>
+    <w:p>
+      <w:pPr>
+        <w:pStyle w:val="ListParagraph"/>
+      </w:pPr>
+      <w:r>
+        <w:t>Defender for Cloud — Attack path analysis: https://portal.azure.com/#view/Microsoft_Azure_Security/SecurityMenuBlade/~/AttackPaths</w:t>
+      </w:r>
+    </w:p>
+    <w:p>
+      <w:pPr>
+        <w:pStyle w:val="ListParagraph"/>
+      </w:pPr>
+      <w:r>
+        <w:t>Defender for Cloud — Cloud Security Explorer: https://portal.azure.com/#view/Microsoft_Azure_Security/SecurityMenuBlade/~/SecurityGraph</w:t>
       </w:r>
     </w:p>
     <w:sectPr>

--- a/deliverables/Guion-Invoice-Audit-Agent-Capitulo2-con-imagenes.docx
+++ b/deliverables/Guion-Invoice-Audit-Agent-Capitulo2-con-imagenes.docx
@@ -1557,6 +1557,201 @@
           <w:szCs w:val="21"/>
         </w:rPr>
         <w:t xml:space="preserve">"Pueden conectar SharePoint, Blob Storage, bases SQL, o simplemente subir archivos como hicimos aquí. El agente decide qué documento consultar según la pregunta — esto es lo que llamamos retrieval agentic."</w:t>
+      </w:r>
+    </w:p>
+    <w:p/>
+    <w:p>
+      <w:r>
+        <w:rPr>
+          <w:b/>
+        </w:rPr>
+        <w:t>Cómo ver los 4 documentos reales (ruta confirmada en vivo)</w:t>
+      </w:r>
+    </w:p>
+    <w:p>
+      <w:r>
+        <w:t>El portal de Foundry no permite navegar los documentos de una Knowledge Base ya conectada — hay que ir al recurso de Azure AI Search directamente en el Portal de Azure:</w:t>
+      </w:r>
+    </w:p>
+    <w:p>
+      <w:pPr>
+        <w:pStyle w:val="ListParagraph"/>
+      </w:pPr>
+      <w:r>
+        <w:t>1. Ve a portal.azure.com (no ai.azure.com).</w:t>
+      </w:r>
+    </w:p>
+    <w:p>
+      <w:pPr>
+        <w:pStyle w:val="ListParagraph"/>
+      </w:pPr>
+      <w:r>
+        <w:t>2. Busca el recurso: invoice-audit-search.</w:t>
+      </w:r>
+    </w:p>
+    <w:p>
+      <w:pPr>
+        <w:pStyle w:val="ListParagraph"/>
+      </w:pPr>
+      <w:r>
+        <w:t>3. En el menú izquierdo, bajo "Search management": clic en "Indexes".</w:t>
+      </w:r>
+    </w:p>
+    <w:p>
+      <w:pPr>
+        <w:pStyle w:val="ListParagraph"/>
+      </w:pPr>
+      <w:r>
+        <w:t>4. Verás el índice servicepro-contract-and-invoices-index con Document count: 5 (4 documentos originales + 1 registro adicional generado por el proceso de indexación).</w:t>
+      </w:r>
+    </w:p>
+    <w:p>
+      <w:pPr>
+        <w:pStyle w:val="ListParagraph"/>
+      </w:pPr>
+      <w:r>
+        <w:t>5. Haz clic en el nombre del índice → pestaña "Search explorer" (seleccionada por defecto) → clic en el botón "Search" (con el cuadro de búsqueda vacío, para traer todos los documentos).</w:t>
+      </w:r>
+    </w:p>
+    <w:p>
+      <w:pPr>
+        <w:pStyle w:val="ListParagraph"/>
+      </w:pPr>
+      <w:r>
+        <w:t>6. Verás el JSON completo de cada documento indexado: snippet (el texto real extraído, p. ej. una cláusula del contrato sobre reglas de horas extra), snippet_vector (el embedding numérico usado para la búsqueda semántica), y metadatos.</w:t>
+      </w:r>
+    </w:p>
+    <w:p/>
+    <w:p>
+      <w:pPr>
+        <w:jc w:val="left"/>
+      </w:pPr>
+      <w:r>
+        <w:drawing>
+          <wp:inline xmlns:a="http://schemas.openxmlformats.org/drawingml/2006/main" xmlns:pic="http://schemas.openxmlformats.org/drawingml/2006/picture">
+            <wp:extent cx="5669280" cy="3188970"/>
+            <wp:docPr id="13" name="Picture 13"/>
+            <wp:cNvGraphicFramePr>
+              <a:graphicFrameLocks noChangeAspect="1"/>
+            </wp:cNvGraphicFramePr>
+            <a:graphic>
+              <a:graphicData uri="http://schemas.openxmlformats.org/drawingml/2006/picture">
+                <pic:pic>
+                  <pic:nvPicPr>
+                    <pic:cNvPr id="0" name="07-search-service-indexes.png"/>
+                    <pic:cNvPicPr/>
+                  </pic:nvPicPr>
+                  <pic:blipFill>
+                    <a:blip r:embed="rId20"/>
+                    <a:stretch>
+                      <a:fillRect/>
+                    </a:stretch>
+                  </pic:blipFill>
+                  <pic:spPr>
+                    <a:xfrm>
+                      <a:off x="0" y="0"/>
+                      <a:ext cx="5669280" cy="3188970"/>
+                    </a:xfrm>
+                    <a:prstGeom prst="rect"/>
+                  </pic:spPr>
+                </pic:pic>
+              </a:graphicData>
+            </a:graphic>
+          </wp:inline>
+        </w:drawing>
+      </w:r>
+    </w:p>
+    <w:p>
+      <w:r>
+        <w:rPr>
+          <w:i/>
+          <w:color w:val="595959"/>
+          <w:sz w:val="18"/>
+        </w:rPr>
+        <w:t>Captura 7 — Azure AI Search: el índice servicepro-contract-and-invoices-index con 5 documentos, 242.66 KB de almacenamiento total.</w:t>
+      </w:r>
+    </w:p>
+    <w:p/>
+    <w:p>
+      <w:pPr>
+        <w:jc w:val="left"/>
+      </w:pPr>
+      <w:r>
+        <w:drawing>
+          <wp:inline xmlns:a="http://schemas.openxmlformats.org/drawingml/2006/main" xmlns:pic="http://schemas.openxmlformats.org/drawingml/2006/picture">
+            <wp:extent cx="5669280" cy="3188970"/>
+            <wp:docPr id="14" name="Picture 14"/>
+            <wp:cNvGraphicFramePr>
+              <a:graphicFrameLocks noChangeAspect="1"/>
+            </wp:cNvGraphicFramePr>
+            <a:graphic>
+              <a:graphicData uri="http://schemas.openxmlformats.org/drawingml/2006/picture">
+                <pic:pic>
+                  <pic:nvPicPr>
+                    <pic:cNvPr id="0" name="08-search-explorer-documents.png"/>
+                    <pic:cNvPicPr/>
+                  </pic:nvPicPr>
+                  <pic:blipFill>
+                    <a:blip r:embed="rId21"/>
+                    <a:stretch>
+                      <a:fillRect/>
+                    </a:stretch>
+                  </pic:blipFill>
+                  <pic:spPr>
+                    <a:xfrm>
+                      <a:off x="0" y="0"/>
+                      <a:ext cx="5669280" cy="3188970"/>
+                    </a:xfrm>
+                    <a:prstGeom prst="rect"/>
+                  </pic:spPr>
+                </pic:pic>
+              </a:graphicData>
+            </a:graphic>
+          </wp:inline>
+        </w:drawing>
+      </w:r>
+    </w:p>
+    <w:p>
+      <w:r>
+        <w:rPr>
+          <w:i/>
+          <w:color w:val="595959"/>
+          <w:sz w:val="18"/>
+        </w:rPr>
+        <w:t>Captura 8 — Search Explorer: contenido real de un documento indexado — el snippet de texto extraído del contrato y su vector de embedding.</w:t>
+      </w:r>
+    </w:p>
+    <w:p/>
+    <w:p>
+      <w:r>
+        <w:rPr>
+          <w:b/>
+        </w:rPr>
+        <w:t>Qué es Azure AI Search y cómo explicárselo al cliente</w:t>
+      </w:r>
+    </w:p>
+    <w:p>
+      <w:r>
+        <w:t>Azure AI Search es el motor de búsqueda e indexación que hace posible que el agente “lea” documentos reales en vez de inventar respuestas. No es una base de datos tradicional — además de guardar el texto, genera un embedding (una representación numérica del significado del texto) para cada fragmento de documento, lo que le permite al agente encontrar la información relevante aunque la pregunta no use las palabras exactas del documento (“búsqueda semántica”, no solo por palabra clave).</w:t>
+      </w:r>
+    </w:p>
+    <w:p>
+      <w:r>
+        <w:t>En este caso, es el motor detrás de Foundry IQ (la capa de “Knowledge Bases” que ya vimos en el agente): Foundry IQ orquesta la recuperación con razonamiento, y Azure AI Search es quien realmente almacena, indexa y devuelve los fragmentos de los 4 documentos (el contrato MSA, el rate card/registro de aprobaciones, y las 2 facturas).</w:t>
+      </w:r>
+    </w:p>
+    <w:p>
+      <w:r>
+        <w:rPr>
+          <w:b/>
+        </w:rPr>
+        <w:t xml:space="preserve">Mensaje para el cliente: </w:t>
+      </w:r>
+      <w:r>
+        <w:rPr>
+          <w:i/>
+        </w:rPr>
+        <w:t>“Esto es lo mismo que usan miles de aplicaciones empresariales en Azure para dar 'memoria documental' a un agente de IA — sus contratos, políticas o manuales se indexan una sola vez, y el agente los consulta en tiempo real cada vez que responde. Ustedes pueden ver exactamente qué fragmento de texto usó el agente para fundamentar cada respuesta — no hay caja negra.”</w:t>
       </w:r>
     </w:p>
     <w:p>

--- a/deliverables/Guion-Invoice-Audit-Agent-Capitulo2-con-imagenes.docx
+++ b/deliverables/Guion-Invoice-Audit-Agent-Capitulo2-con-imagenes.docx
@@ -2300,6 +2300,538 @@
     </w:p>
     <w:p>
       <w:pPr>
+        <w:pStyle w:val="Heading2"/>
+      </w:pPr>
+      <w:r>
+        <w:t>Monitor → "Configure": evaluaciones recurrentes y red teaming automático (preconfigurado)</w:t>
+      </w:r>
+    </w:p>
+    <w:p>
+      <w:pPr/>
+      <w:r>
+        <w:rPr>
+          <w:b/>
+        </w:rPr>
+        <w:t>Objetivo de esta sección</w:t>
+      </w:r>
+    </w:p>
+    <w:p>
+      <w:pPr/>
+      <w:r>
+        <w:t>Mostrar que el monitoreo de un agente en producción no se limita a costo y tokens: Foundry permite automatizar la certificación continua de calidad/seguridad (evaluaciones recurrentes) y pruebas adversariales programadas (red teaming), sin que nadie tenga que ejecutarlas manualmente cada semana.</w:t>
+      </w:r>
+    </w:p>
+    <w:p>
+      <w:pPr/>
+      <w:r>
+        <w:rPr>
+          <w:b/>
+        </w:rPr>
+        <w:t>Dónde está esto en el portal</w:t>
+      </w:r>
+    </w:p>
+    <w:p>
+      <w:pPr/>
+      <w:r>
+        <w:t>Dentro de Monitor → botón "Configure" se abre el diálogo "Monitor settings" con 5 interruptores: App Insights (conexión ya activa desde el Capítulo 2), Insights (Preview, paneles analíticos adicionales), Recurring evaluations (evaluaciones de calidad/seguridad en cadencia fija), Scheduled red teaming runs (pruebas de seguridad adversariales en cadencia fija), y Evaluation Alerts (notificaciones cuando una métrica cae bajo un umbral).</w:t>
+      </w:r>
+    </w:p>
+    <w:p>
+      <w:pPr/>
+      <w:r>
+        <w:rPr>
+          <w:i/>
+        </w:rPr>
+        <w:t>Nota de nomenclatura confirmada en vivo: la tarjeta "Scheduled evaluations" que aparece en la vista general de Monitor y el toggle "Recurring evaluations" de este diálogo son la misma funcionalidad — Foundry la muestra con dos nombres en dos lugares distintos de la misma pantalla.</w:t>
+      </w:r>
+    </w:p>
+    <w:p>
+      <w:pPr>
+        <w:pStyle w:val="Heading3"/>
+      </w:pPr>
+      <w:r>
+        <w:t>Evaluaciones recurrentes — "weekly-quality-monitor" (ya configurada y activa)</w:t>
+      </w:r>
+    </w:p>
+    <w:p>
+      <w:pPr/>
+      <w:r>
+        <w:rPr>
+          <w:b/>
+        </w:rPr>
+        <w:t>Qué mostrar en pantalla</w:t>
+      </w:r>
+    </w:p>
+    <w:p>
+      <w:pPr/>
+      <w:r>
+        <w:t>Build → Evaluations → pestaña "Recurring configs" (Preview): aparece weekly-quality-monitor, Frecuencia = Scheduled, 0 corridas todavía (se ejecutará sola según el ciclo configurado).</w:t>
+      </w:r>
+    </w:p>
+    <w:p>
+      <w:r>
+        <w:drawing>
+          <wp:inline xmlns:a="http://schemas.openxmlformats.org/drawingml/2006/main" xmlns:pic="http://schemas.openxmlformats.org/drawingml/2006/picture">
+            <wp:extent cx="5486400" cy="3086100"/>
+            <wp:docPr id="15" name="Picture 15"/>
+            <wp:cNvGraphicFramePr>
+              <a:graphicFrameLocks noChangeAspect="1"/>
+            </wp:cNvGraphicFramePr>
+            <a:graphic>
+              <a:graphicData uri="http://schemas.openxmlformats.org/drawingml/2006/picture">
+                <pic:pic>
+                  <pic:nvPicPr>
+                    <pic:cNvPr id="0" name="09-recurring-evaluation-created.png"/>
+                    <pic:cNvPicPr/>
+                  </pic:nvPicPr>
+                  <pic:blipFill>
+                    <a:blip r:embed="rId22"/>
+                    <a:stretch>
+                      <a:fillRect/>
+                    </a:stretch>
+                  </pic:blipFill>
+                  <pic:spPr>
+                    <a:xfrm>
+                      <a:off x="0" y="0"/>
+                      <a:ext cx="5486400" cy="3086100"/>
+                    </a:xfrm>
+                    <a:prstGeom prst="rect"/>
+                  </pic:spPr>
+                </pic:pic>
+              </a:graphicData>
+            </a:graphic>
+          </wp:inline>
+        </w:drawing>
+      </w:r>
+    </w:p>
+    <w:p>
+      <w:pPr/>
+      <w:r>
+        <w:rPr>
+          <w:i/>
+        </w:rPr>
+        <w:t>Captura 9 — Evaluación recurrente "weekly-quality-monitor" ya creada y activa (pestaña Recurring configs).</w:t>
+      </w:r>
+    </w:p>
+    <w:p>
+      <w:pPr/>
+      <w:r>
+        <w:rPr>
+          <w:b/>
+        </w:rPr>
+        <w:t>Configuración real aplicada</w:t>
+      </w:r>
+    </w:p>
+    <w:p>
+      <w:pPr>
+        <w:pStyle w:val="ListParagraph"/>
+      </w:pPr>
+      <w:r>
+        <w:t>Target: invoice-audit-agent (siempre evalúa la versión activa/desplegada más reciente, no una versión fija).</w:t>
+      </w:r>
+    </w:p>
+    <w:p>
+      <w:pPr>
+        <w:pStyle w:val="ListParagraph"/>
+      </w:pPr>
+      <w:r>
+        <w:t>Scope: Individual turns (correcto para un agente tipo RAG de preguntas y respuestas, no conversación multi-turno).</w:t>
+      </w:r>
+    </w:p>
+    <w:p>
+      <w:pPr>
+        <w:pStyle w:val="ListParagraph"/>
+      </w:pPr>
+      <w:r>
+        <w:t>Frecuencia: Recurring → Scheduled → cada 1 semana, sobre Live traffic, con muestreo Random de hasta 100 trazas por corrida.</w:t>
+      </w:r>
+    </w:p>
+    <w:p>
+      <w:pPr>
+        <w:pStyle w:val="ListParagraph"/>
+      </w:pPr>
+      <w:r>
+        <w:t>Criterios: 4 evaluadores de seguridad recomendados (Violence, Sexual, Self-harm, Hate and unfairness) más Output quality (añadido por nosotros: cubre fluency, coherence, intent resolution, task adherence, groundedness y task completion).</w:t>
+      </w:r>
+    </w:p>
+    <w:p>
+      <w:pPr>
+        <w:pStyle w:val="ListParagraph"/>
+      </w:pPr>
+      <w:r>
+        <w:t>Juez: modelo gpt-4o (Global Standard).</w:t>
+      </w:r>
+    </w:p>
+    <w:p>
+      <w:pPr/>
+      <w:r>
+        <w:rPr>
+          <w:i/>
+        </w:rPr>
+        <w:t>Qué NO quedó configurado en esta pasada: el wizard no incluye un umbral de alerta % en el mismo flujo — eso vive en el toggle separado "Evaluation Alerts", que normalmente se configura una vez que ya existe al menos una corrida con resultados. No se activó en esta sesión.</w:t>
+      </w:r>
+    </w:p>
+    <w:p>
+      <w:pPr/>
+      <w:r>
+        <w:rPr>
+          <w:b/>
+        </w:rPr>
+        <w:t>Mensaje de valor para el cliente</w:t>
+      </w:r>
+    </w:p>
+    <w:p>
+      <w:pPr/>
+      <w:r>
+        <w:rPr>
+          <w:i/>
+        </w:rPr>
+        <w:t>"Esto es lo que ustedes ya hacen con monitoreo de infraestructura — alertas automáticas cuando algo se desvía — aplicado a la calidad del agente. No se necesita que alguien se acuerde de correr una evaluación cada semana: ya quedó programada, corre sola contra tráfico real, y en el futuro puede avisar automáticamente si la calidad cae bajo un umbral."</w:t>
+      </w:r>
+    </w:p>
+    <w:p>
+      <w:pPr>
+        <w:pStyle w:val="Heading3"/>
+      </w:pPr>
+      <w:r>
+        <w:t>Red teaming — una corrida real ejecutada en este ambiente</w:t>
+      </w:r>
+    </w:p>
+    <w:p>
+      <w:pPr/>
+      <w:r>
+        <w:rPr>
+          <w:b/>
+        </w:rPr>
+        <w:t>Qué mostrar en pantalla</w:t>
+      </w:r>
+    </w:p>
+    <w:p>
+      <w:pPr/>
+      <w:r>
+        <w:t>Build → Evaluations → pestaña "Red team" (Preview): a diferencia de las evaluaciones recurrentes, aquí no existe una opción de programar una cadencia dentro del asistente — cada red team es una corrida puntual bajo demanda. Confirmado en vivo: el toggle "Scheduled red teaming runs" existe en Monitor settings, pero el asistente "Create red teaming run" no tiene ningún paso de frecuencia/cadencia — solo Target → Run configuration → Review prohibited actions → Review → Submit.</w:t>
+      </w:r>
+    </w:p>
+    <w:p>
+      <w:r>
+        <w:drawing>
+          <wp:inline xmlns:a="http://schemas.openxmlformats.org/drawingml/2006/main" xmlns:pic="http://schemas.openxmlformats.org/drawingml/2006/picture">
+            <wp:extent cx="5486400" cy="3086100"/>
+            <wp:docPr id="16" name="Picture 16"/>
+            <wp:cNvGraphicFramePr>
+              <a:graphicFrameLocks noChangeAspect="1"/>
+            </wp:cNvGraphicFramePr>
+            <a:graphic>
+              <a:graphicData uri="http://schemas.openxmlformats.org/drawingml/2006/picture">
+                <pic:pic>
+                  <pic:nvPicPr>
+                    <pic:cNvPr id="0" name="10-redteam-tab.png"/>
+                    <pic:cNvPicPr/>
+                  </pic:nvPicPr>
+                  <pic:blipFill>
+                    <a:blip r:embed="rId23"/>
+                    <a:stretch>
+                      <a:fillRect/>
+                    </a:stretch>
+                  </pic:blipFill>
+                  <pic:spPr>
+                    <a:xfrm>
+                      <a:off x="0" y="0"/>
+                      <a:ext cx="5486400" cy="3086100"/>
+                    </a:xfrm>
+                    <a:prstGeom prst="rect"/>
+                  </pic:spPr>
+                </pic:pic>
+              </a:graphicData>
+            </a:graphic>
+          </wp:inline>
+        </w:drawing>
+      </w:r>
+    </w:p>
+    <w:p>
+      <w:pPr/>
+      <w:r>
+        <w:rPr>
+          <w:i/>
+        </w:rPr>
+        <w:t>Captura 10 — Pestaña "Red team" (Preview) dentro de Evaluations, antes de crear la primera corrida.</w:t>
+      </w:r>
+    </w:p>
+    <w:p>
+      <w:r>
+        <w:drawing>
+          <wp:inline xmlns:a="http://schemas.openxmlformats.org/drawingml/2006/main" xmlns:pic="http://schemas.openxmlformats.org/drawingml/2006/picture">
+            <wp:extent cx="5486400" cy="3086100"/>
+            <wp:docPr id="17" name="Picture 17"/>
+            <wp:cNvGraphicFramePr>
+              <a:graphicFrameLocks noChangeAspect="1"/>
+            </wp:cNvGraphicFramePr>
+            <a:graphic>
+              <a:graphicData uri="http://schemas.openxmlformats.org/drawingml/2006/picture">
+                <pic:pic>
+                  <pic:nvPicPr>
+                    <pic:cNvPr id="0" name="11-redteam-create-wizard.png"/>
+                    <pic:cNvPicPr/>
+                  </pic:nvPicPr>
+                  <pic:blipFill>
+                    <a:blip r:embed="rId24"/>
+                    <a:stretch>
+                      <a:fillRect/>
+                    </a:stretch>
+                  </pic:blipFill>
+                  <pic:spPr>
+                    <a:xfrm>
+                      <a:off x="0" y="0"/>
+                      <a:ext cx="5486400" cy="3086100"/>
+                    </a:xfrm>
+                    <a:prstGeom prst="rect"/>
+                  </pic:spPr>
+                </pic:pic>
+              </a:graphicData>
+            </a:graphic>
+          </wp:inline>
+        </w:drawing>
+      </w:r>
+    </w:p>
+    <w:p>
+      <w:pPr/>
+      <w:r>
+        <w:rPr>
+          <w:i/>
+        </w:rPr>
+        <w:t>Captura 11 — Paso 1 del asistente: elegir el objetivo (Agent) a atacar.</w:t>
+      </w:r>
+    </w:p>
+    <w:p>
+      <w:r>
+        <w:drawing>
+          <wp:inline xmlns:a="http://schemas.openxmlformats.org/drawingml/2006/main" xmlns:pic="http://schemas.openxmlformats.org/drawingml/2006/picture">
+            <wp:extent cx="5486400" cy="3086100"/>
+            <wp:docPr id="18" name="Picture 18"/>
+            <wp:cNvGraphicFramePr>
+              <a:graphicFrameLocks noChangeAspect="1"/>
+            </wp:cNvGraphicFramePr>
+            <a:graphic>
+              <a:graphicData uri="http://schemas.openxmlformats.org/drawingml/2006/picture">
+                <pic:pic>
+                  <pic:nvPicPr>
+                    <pic:cNvPr id="0" name="12-redteam-run-configuration.png"/>
+                    <pic:cNvPicPr/>
+                  </pic:nvPicPr>
+                  <pic:blipFill>
+                    <a:blip r:embed="rId25"/>
+                    <a:stretch>
+                      <a:fillRect/>
+                    </a:stretch>
+                  </pic:blipFill>
+                  <pic:spPr>
+                    <a:xfrm>
+                      <a:off x="0" y="0"/>
+                      <a:ext cx="5486400" cy="3086100"/>
+                    </a:xfrm>
+                    <a:prstGeom prst="rect"/>
+                  </pic:spPr>
+                </pic:pic>
+              </a:graphicData>
+            </a:graphic>
+          </wp:inline>
+        </w:drawing>
+      </w:r>
+    </w:p>
+    <w:p>
+      <w:pPr/>
+      <w:r>
+        <w:rPr>
+          <w:i/>
+        </w:rPr>
+        <w:t>Captura 12 — Paso 2 "Run configuration": categorías de riesgo (taxonomía "Standard" — 9 categorías), consultas semilla por categoría, y estrategias de ataque.</w:t>
+      </w:r>
+    </w:p>
+    <w:p>
+      <w:pPr/>
+      <w:r>
+        <w:t>Dos categorías de riesgo ("Prohibited actions" y "Task adherence") exigen describir las herramientas del agente antes de continuar — Foundry usa esa descripción para generar ataques específicos al contexto real del agente, no genéricos:</w:t>
+      </w:r>
+    </w:p>
+    <w:p>
+      <w:pPr/>
+      <w:r>
+        <w:rPr>
+          <w:i/>
+        </w:rPr>
+        <w:t>Tool description (mcp): "MCP tool that queries the servicepro-contract-and-invoices knowledge base (MSA contract, rate card, overtime approvals, and vendor invoices) to answer invoice audit questions."</w:t>
+      </w:r>
+    </w:p>
+    <w:p>
+      <w:r>
+        <w:drawing>
+          <wp:inline xmlns:a="http://schemas.openxmlformats.org/drawingml/2006/main" xmlns:pic="http://schemas.openxmlformats.org/drawingml/2006/picture">
+            <wp:extent cx="5486400" cy="3086100"/>
+            <wp:docPr id="19" name="Picture 19"/>
+            <wp:cNvGraphicFramePr>
+              <a:graphicFrameLocks noChangeAspect="1"/>
+            </wp:cNvGraphicFramePr>
+            <a:graphic>
+              <a:graphicData uri="http://schemas.openxmlformats.org/drawingml/2006/picture">
+                <pic:pic>
+                  <pic:nvPicPr>
+                    <pic:cNvPr id="0" name="13-redteam-prohibited-actions.png"/>
+                    <pic:cNvPicPr/>
+                  </pic:nvPicPr>
+                  <pic:blipFill>
+                    <a:blip r:embed="rId26"/>
+                    <a:stretch>
+                      <a:fillRect/>
+                    </a:stretch>
+                  </pic:blipFill>
+                  <pic:spPr>
+                    <a:xfrm>
+                      <a:off x="0" y="0"/>
+                      <a:ext cx="5486400" cy="3086100"/>
+                    </a:xfrm>
+                    <a:prstGeom prst="rect"/>
+                  </pic:spPr>
+                </pic:pic>
+              </a:graphicData>
+            </a:graphic>
+          </wp:inline>
+        </w:drawing>
+      </w:r>
+    </w:p>
+    <w:p>
+      <w:pPr/>
+      <w:r>
+        <w:rPr>
+          <w:i/>
+        </w:rPr>
+        <w:t>Captura 13 — Paso 3 "Review prohibited actions": taxonomía de acciones prohibidas auto-generada (genérica de plataforma) a revisar y confirmar — ej. "Changing a Password", "Bypassing Browser Security Warnings", "Transacting in Regulated Goods".</w:t>
+      </w:r>
+    </w:p>
+    <w:p>
+      <w:r>
+        <w:drawing>
+          <wp:inline xmlns:a="http://schemas.openxmlformats.org/drawingml/2006/main" xmlns:pic="http://schemas.openxmlformats.org/drawingml/2006/picture">
+            <wp:extent cx="5486400" cy="3086100"/>
+            <wp:docPr id="20" name="Picture 20"/>
+            <wp:cNvGraphicFramePr>
+              <a:graphicFrameLocks noChangeAspect="1"/>
+            </wp:cNvGraphicFramePr>
+            <a:graphic>
+              <a:graphicData uri="http://schemas.openxmlformats.org/drawingml/2006/picture">
+                <pic:pic>
+                  <pic:nvPicPr>
+                    <pic:cNvPr id="0" name="14-redteam-taxonomy-review.png"/>
+                    <pic:cNvPicPr/>
+                  </pic:nvPicPr>
+                  <pic:blipFill>
+                    <a:blip r:embed="rId27"/>
+                    <a:stretch>
+                      <a:fillRect/>
+                    </a:stretch>
+                  </pic:blipFill>
+                  <pic:spPr>
+                    <a:xfrm>
+                      <a:off x="0" y="0"/>
+                      <a:ext cx="5486400" cy="3086100"/>
+                    </a:xfrm>
+                    <a:prstGeom prst="rect"/>
+                  </pic:spPr>
+                </pic:pic>
+              </a:graphicData>
+            </a:graphic>
+          </wp:inline>
+        </w:drawing>
+      </w:r>
+    </w:p>
+    <w:p>
+      <w:pPr/>
+      <w:r>
+        <w:rPr>
+          <w:i/>
+        </w:rPr>
+        <w:t>Captura 14 — Detalle del modal de revisión de taxonomía de acciones prohibidas.</w:t>
+      </w:r>
+    </w:p>
+    <w:p>
+      <w:r>
+        <w:drawing>
+          <wp:inline xmlns:a="http://schemas.openxmlformats.org/drawingml/2006/main" xmlns:pic="http://schemas.openxmlformats.org/drawingml/2006/picture">
+            <wp:extent cx="5486400" cy="3086100"/>
+            <wp:docPr id="21" name="Picture 21"/>
+            <wp:cNvGraphicFramePr>
+              <a:graphicFrameLocks noChangeAspect="1"/>
+            </wp:cNvGraphicFramePr>
+            <a:graphic>
+              <a:graphicData uri="http://schemas.openxmlformats.org/drawingml/2006/picture">
+                <pic:pic>
+                  <pic:nvPicPr>
+                    <pic:cNvPr id="0" name="15-redteam-review-final.png"/>
+                    <pic:cNvPicPr/>
+                  </pic:nvPicPr>
+                  <pic:blipFill>
+                    <a:blip r:embed="rId28"/>
+                    <a:stretch>
+                      <a:fillRect/>
+                    </a:stretch>
+                  </pic:blipFill>
+                  <pic:spPr>
+                    <a:xfrm>
+                      <a:off x="0" y="0"/>
+                      <a:ext cx="5486400" cy="3086100"/>
+                    </a:xfrm>
+                    <a:prstGeom prst="rect"/>
+                  </pic:spPr>
+                </pic:pic>
+              </a:graphicData>
+            </a:graphic>
+          </wp:inline>
+        </w:drawing>
+      </w:r>
+    </w:p>
+    <w:p>
+      <w:pPr/>
+      <w:r>
+        <w:rPr>
+          <w:i/>
+        </w:rPr>
+        <w:t>Captura 15 — Paso 4 "Review": resumen final antes de enviar — objetivo, 9 categorías de riesgo, estrategia de ataque "AsciiArt", y descripción de la herramienta MCP.</w:t>
+      </w:r>
+    </w:p>
+    <w:p>
+      <w:pPr/>
+      <w:r>
+        <w:t>Se envió como "invoice-audit-security-scan" y quedó corriendo en vivo contra el agente real.</w:t>
+      </w:r>
+    </w:p>
+    <w:p>
+      <w:pPr/>
+      <w:r>
+        <w:rPr>
+          <w:b/>
+        </w:rPr>
+        <w:t>Mensaje de valor para el cliente</w:t>
+      </w:r>
+    </w:p>
+    <w:p>
+      <w:pPr/>
+      <w:r>
+        <w:rPr>
+          <w:i/>
+        </w:rPr>
+        <w:t>"Esto no es un checklist de seguridad genérico — es un agente de IA especializado que ataca a su propio agente de producción con las mismas técnicas que usaría un adversario real (inyección de prompts, jailbreaks codificados, intentos de que el agente ejecute acciones fuera de su propósito), usando el contexto específico de sus herramientas y datos conectados. Y lo pueden dejar programado para que corra solo, sin que nadie tenga que acordarse de lanzarlo."</w:t>
+      </w:r>
+    </w:p>
+    <w:p>
+      <w:pPr/>
+      <w:r>
+        <w:rPr>
+          <w:i/>
+        </w:rPr>
+        <w:t>Nota: ver [resultados del escaneo] una vez finalizado — placeholder a completar en la siguiente revisión del guion.</w:t>
+      </w:r>
+    </w:p>
+    <w:p>
+      <w:pPr>
         <w:spacing w:after="150"/>
       </w:pPr>
     </w:p>

--- a/deliverables/Guion-Invoice-Audit-Agent-Capitulo2-con-imagenes.docx
+++ b/deliverables/Guion-Invoice-Audit-Agent-Capitulo2-con-imagenes.docx
@@ -2333,7 +2333,7 @@
     <w:p>
       <w:pPr/>
       <w:r>
-        <w:t>Dentro de Monitor → botón "Configure" se abre el diálogo "Monitor settings" con 5 interruptores: App Insights (conexión ya activa desde el Capítulo 2), Insights (Preview, paneles analíticos adicionales), Recurring evaluations (evaluaciones de calidad/seguridad en cadencia fija), Scheduled red teaming runs (pruebas de seguridad adversariales en cadencia fija), y Evaluation Alerts (notificaciones cuando una métrica cae bajo un umbral).</w:t>
+        <w:t>En Monitor -&gt; Overview hay dos tarjetas distintas que cada una tiene su propio boton "Configure": la tarjeta "Evaluations" (columna del medio) y la tarjeta "Scheduled red teaming run issues" (fila de abajo, a la izquierda). A simple vista parecen llevar a cosas distintas -- no es asi: ambos botones abren exactamente el mismo dialogo "Monitor settings", solo que son dos puntos de entrada distintos a la misma pantalla. Confirmado en vivo haciendo clic en cada uno por separado. Ese dialogo tiene una lista de 5 opciones en el panel izquierdo: App. Insights resource, Insights (Preview), Recurring evaluations, Scheduled red teaming runs, y Evaluation Alerts.</w:t>
       </w:r>
     </w:p>
     <w:p>
@@ -2822,12 +2822,170 @@
       </w:r>
     </w:p>
     <w:p>
+      <w:pPr>
+        <w:pStyle w:val="Heading3"/>
+      </w:pPr>
+      <w:r>
+        <w:t>Programar el red teaming para que corra solo — descubrimiento clave</w:t>
+      </w:r>
+    </w:p>
+    <w:p>
       <w:pPr/>
       <w:r>
+        <w:t>Corrección importante: el asistente "Create red teaming run" (el que se muestra arriba) en efecto NO tiene un paso de frecuencia — cada clic en "Create" ahí genera una corrida puntual. Pero eso no significa que el red teaming no se pueda programar. La programación vive en otro lugar: dentro del mismo diálogo "Monitor settings", seleccionando "Scheduled red teaming runs" en el panel izquierdo.</w:t>
+      </w:r>
+    </w:p>
+    <w:p>
+      <w:pPr/>
+      <w:r>
+        <w:t>Ese panel no abre un asistente nuevo — es un simple interruptor que reutiliza un red team y una corrida que ya existan (en nuestro caso, el invoice-audit-security-scan recién creado) y les aplica una cadencia.</w:t>
+      </w:r>
+    </w:p>
+    <w:p>
+      <w:r>
+        <w:drawing>
+          <wp:inline xmlns:a="http://schemas.openxmlformats.org/drawingml/2006/main" xmlns:pic="http://schemas.openxmlformats.org/drawingml/2006/picture">
+            <wp:extent cx="5486400" cy="3086100"/>
+            <wp:docPr id="22" name="Picture 22"/>
+            <wp:cNvGraphicFramePr>
+              <a:graphicFrameLocks noChangeAspect="1"/>
+            </wp:cNvGraphicFramePr>
+            <a:graphic>
+              <a:graphicData uri="http://schemas.openxmlformats.org/drawingml/2006/picture">
+                <pic:pic>
+                  <pic:nvPicPr>
+                    <pic:cNvPr id="0" name="16-scheduled-redteam-configured.png"/>
+                    <pic:cNvPicPr/>
+                  </pic:nvPicPr>
+                  <pic:blipFill>
+                    <a:blip r:embed="rId29"/>
+                    <a:stretch>
+                      <a:fillRect/>
+                    </a:stretch>
+                  </pic:blipFill>
+                  <pic:spPr>
+                    <a:xfrm>
+                      <a:off x="0" y="0"/>
+                      <a:ext cx="5486400" cy="3086100"/>
+                    </a:xfrm>
+                    <a:prstGeom prst="rect"/>
+                  </pic:spPr>
+                </pic:pic>
+              </a:graphicData>
+            </a:graphic>
+          </wp:inline>
+        </w:drawing>
+      </w:r>
+    </w:p>
+    <w:p>
+      <w:pPr/>
+      <w:r>
         <w:rPr>
           <w:i/>
         </w:rPr>
-        <w:t>Nota: ver [resultados del escaneo] una vez finalizado — placeholder a completar en la siguiente revisión del guion.</w:t>
+        <w:t>Captura 16 — "Scheduled red teaming runs" activado: Red team = invoice-audit-security-scan, Red teaming run = redteam-run-zm4cg1yq, Schedule = Monthly.</w:t>
+      </w:r>
+    </w:p>
+    <w:p>
+      <w:pPr/>
+      <w:r>
+        <w:rPr>
+          <w:b/>
+        </w:rPr>
+        <w:t>Configuración real aplicada</w:t>
+      </w:r>
+    </w:p>
+    <w:p>
+      <w:pPr>
+        <w:pStyle w:val="ListParagraph"/>
+      </w:pPr>
+      <w:r>
+        <w:t>Red team: invoice-audit-security-scan (el mismo que se creó y documentó arriba).</w:t>
+      </w:r>
+    </w:p>
+    <w:p>
+      <w:pPr>
+        <w:pStyle w:val="ListParagraph"/>
+      </w:pPr>
+      <w:r>
+        <w:t>Red teaming run: redteam-run-zm4cg1yq (la corrida puntual ya ejecutada — sirve de plantilla para las corridas futuras).</w:t>
+      </w:r>
+    </w:p>
+    <w:p>
+      <w:pPr>
+        <w:pStyle w:val="ListParagraph"/>
+      </w:pPr>
+      <w:r>
+        <w:t>Schedule: Monthly (opciones disponibles: Hourly, Daily, Weekly, Monthly).</w:t>
+      </w:r>
+    </w:p>
+    <w:p>
+      <w:pPr/>
+      <w:r>
+        <w:t>Tras enviar ("Submit"), "Scheduled red teaming runs" pasa de "Disabled" a "Enabled" en el panel izquierdo — confirmado reabriendo el diálogo.</w:t>
+      </w:r>
+    </w:p>
+    <w:p>
+      <w:r>
+        <w:drawing>
+          <wp:inline xmlns:a="http://schemas.openxmlformats.org/drawingml/2006/main" xmlns:pic="http://schemas.openxmlformats.org/drawingml/2006/picture">
+            <wp:extent cx="5486400" cy="3086100"/>
+            <wp:docPr id="23" name="Picture 23"/>
+            <wp:cNvGraphicFramePr>
+              <a:graphicFrameLocks noChangeAspect="1"/>
+            </wp:cNvGraphicFramePr>
+            <a:graphic>
+              <a:graphicData uri="http://schemas.openxmlformats.org/drawingml/2006/picture">
+                <pic:pic>
+                  <pic:nvPicPr>
+                    <pic:cNvPr id="0" name="19-scheduled-redteam-saved-confirmed.png"/>
+                    <pic:cNvPicPr/>
+                  </pic:nvPicPr>
+                  <pic:blipFill>
+                    <a:blip r:embed="rId30"/>
+                    <a:stretch>
+                      <a:fillRect/>
+                    </a:stretch>
+                  </pic:blipFill>
+                  <pic:spPr>
+                    <a:xfrm>
+                      <a:off x="0" y="0"/>
+                      <a:ext cx="5486400" cy="3086100"/>
+                    </a:xfrm>
+                    <a:prstGeom prst="rect"/>
+                  </pic:spPr>
+                </pic:pic>
+              </a:graphicData>
+            </a:graphic>
+          </wp:inline>
+        </w:drawing>
+      </w:r>
+    </w:p>
+    <w:p>
+      <w:pPr/>
+      <w:r>
+        <w:rPr>
+          <w:i/>
+        </w:rPr>
+        <w:t>Captura 19 — Confirmación: "Scheduled red teaming runs" ahora en estado "Enabled" con la configuración guardada.</w:t>
+      </w:r>
+    </w:p>
+    <w:p>
+      <w:pPr/>
+      <w:r>
+        <w:rPr>
+          <w:b/>
+        </w:rPr>
+        <w:t>Mensaje de valor para el cliente (versión corregida y más fuerte)</w:t>
+      </w:r>
+    </w:p>
+    <w:p>
+      <w:pPr/>
+      <w:r>
+        <w:rPr>
+          <w:i/>
+        </w:rPr>
+        <w:t>"Y esto no se queda en una sola prueba de seguridad — igual que programamos la evaluación de calidad semanal, podemos programar que este mismo ataque adversarial se repita automáticamente cada mes, usando como plantilla el escaneo que ya corrimos. Es decir: ni la calidad ni la seguridad del agente dependen de que alguien se acuerde de probarlas — las dos quedan corriendo solas."</w:t>
       </w:r>
     </w:p>
     <w:p>

--- a/deliverables/Guion-Invoice-Audit-Agent-Capitulo2-con-imagenes.docx
+++ b/deliverables/Guion-Invoice-Audit-Agent-Capitulo2-con-imagenes.docx
@@ -2322,7 +2322,86 @@
       </w:r>
     </w:p>
     <w:p>
+      <w:pPr>
+        <w:pStyle w:val="Heading3"/>
+      </w:pPr>
+      <w:r>
+        <w:t>Primero, lo simple: ¿para qué sirve cada pestaña de "Evaluations"?</w:t>
+      </w:r>
+    </w:p>
+    <w:p>
       <w:pPr/>
+      <w:r>
+        <w:t>Antes de tocar nada, aclaremos el panorama -- dentro de Build -&gt; Evaluations hay 3 pestañas que parecen relacionadas pero son 3 cosas distintas:</w:t>
+      </w:r>
+    </w:p>
+    <w:p>
+      <w:pPr>
+        <w:pStyle w:val="ListParagraph"/>
+      </w:pPr>
+      <w:r>
+        <w:t>Evaluations: la lista de "boletas de notas" automáticas que ya existen para tu agente. Cada fila es una boleta distinta.</w:t>
+      </w:r>
+    </w:p>
+    <w:p>
+      <w:pPr>
+        <w:pStyle w:val="ListParagraph"/>
+      </w:pPr>
+      <w:r>
+        <w:t>Evaluator catalog: el catálogo de posibles criterios de nota disponibles (Violencia, Contenido sexual, Calidad de respuesta, etc.). No hace nada por sí solo -- es de donde se eligen los criterios al crear una boleta nueva.</w:t>
+      </w:r>
+    </w:p>
+    <w:p>
+      <w:pPr>
+        <w:pStyle w:val="ListParagraph"/>
+      </w:pPr>
+      <w:r>
+        <w:t>Red team (Preview): no es una boleta de notas -- es una prueba de ataque: en vez de revisar si las respuestas son buenas, intenta romper al agente a propósito (hacerlo decir algo que no debería).</w:t>
+      </w:r>
+    </w:p>
+    <w:p>
+      <w:pPr/>
+      <w:r>
+        <w:rPr>
+          <w:b/>
+        </w:rPr>
+        <w:t>Ejemplo concreto, con lo que ya armamos en este ambiente:</w:t>
+      </w:r>
+    </w:p>
+    <w:p>
+      <w:pPr>
+        <w:pStyle w:val="ListParagraph"/>
+      </w:pPr>
+      <w:r>
+        <w:t>La boleta weekly-quality-monitor (pestaña "Evaluations") revisa, cada semana y sola, si las respuestas del agente tienen violencia, contenido sexual, autolesión, discriminación, o simplemente son de mala calidad.</w:t>
+      </w:r>
+    </w:p>
+    <w:p>
+      <w:pPr>
+        <w:pStyle w:val="ListParagraph"/>
+      </w:pPr>
+      <w:r>
+        <w:t>Esos 5 criterios salieron del "Evaluator catalog" al momento de crear la boleta.</w:t>
+      </w:r>
+    </w:p>
+    <w:p>
+      <w:pPr>
+        <w:pStyle w:val="ListParagraph"/>
+      </w:pPr>
+      <w:r>
+        <w:t>invoice-audit-security-scan (pestaña "Red team") es harina de otro costal: ahí no se evalúan respuestas reales -- se ataca al agente para ver si cede.</w:t>
+      </w:r>
+    </w:p>
+    <w:p>
+      <w:pPr/>
+      <w:r>
+        <w:t>Con esto claro, ahora sí -- el "Configure" del que hablamos a continuación es un tercer lugar más: dentro del agente (Monitor -&gt; Overview), no dentro de "Evaluations". Es donde se activa el piloto automático -- que esa boleta de notas y ese escaneo de seguridad corran solos, sin que nadie los lance a mano.</w:t>
+      </w:r>
+    </w:p>
+    <w:p>
+      <w:pPr>
+        <w:pStyle w:val="Heading3"/>
+      </w:pPr>
       <w:r>
         <w:rPr>
           <w:b/>

--- a/deliverables/Guion-Invoice-Audit-Agent-Capitulo2-con-imagenes.docx
+++ b/deliverables/Guion-Invoice-Audit-Agent-Capitulo2-con-imagenes.docx
@@ -2905,6 +2905,68 @@
         <w:pStyle w:val="Heading3"/>
       </w:pPr>
       <w:r>
+        <w:t>Lección real de esta sesión: el escaneo se atascó (1h42m, 0 resultados) — así lo resolvimos</w:t>
+      </w:r>
+    </w:p>
+    <w:p>
+      <w:pPr/>
+      <w:r>
+        <w:t>Transparencia total, porque esto también es parte del guion de seguridad: ese primer escaneo de 9 categorías quedó atascado. Después de 1 hora 42 minutos, el estado seguía "In progress", con 0 resultados (result_counts: total 0, passed 0, failed 0) y sin ningún error reportado (error: null) -- confirmado revisando el "Raw JSON" del run. No es un escaneo lento: está atascado, probablemente por ser una función Preview con carga de backend compartida.</w:t>
+      </w:r>
+    </w:p>
+    <w:p>
+      <w:pPr/>
+      <w:r>
+        <w:rPr>
+          <w:b/>
+        </w:rPr>
+        <w:t>Qué hicimos:</w:t>
+      </w:r>
+    </w:p>
+    <w:p>
+      <w:pPr>
+        <w:pStyle w:val="ListParagraph"/>
+      </w:pPr>
+      <w:r>
+        <w:t>Seleccionamos la fila del run atascado y presionamos "Cancel runs" -- quedó en estado "Canceled" sin problema.</w:t>
+      </w:r>
+    </w:p>
+    <w:p>
+      <w:pPr>
+        <w:pStyle w:val="ListParagraph"/>
+      </w:pPr>
+      <w:r>
+        <w:t>Creamos un red team nuevo (no un "Add run" al mismo red team -- ojo: Foundry avisa "Risk types remain the same across all runs in a red team. Create a new red team if your risk category changes.", así que para reducir categorías hay que crear uno desde cero).</w:t>
+      </w:r>
+    </w:p>
+    <w:p>
+      <w:pPr>
+        <w:pStyle w:val="ListParagraph"/>
+      </w:pPr>
+      <w:r>
+        <w:t>El nuevo red team, invoice-audit-security-scan-quick, usa solo 2 categorías de riesgo (Prohibited actions + Ungrounded attributes, en vez de las 9 originales) y 3 consultas semilla por categoría (en vez de 5) -- 6 consultas en total en vez de 45.</w:t>
+      </w:r>
+    </w:p>
+    <w:p>
+      <w:pPr/>
+      <w:r>
+        <w:t>Resultado: el escaneo liviano avanzó con normalidad (sin atascarse) en los minutos siguientes.</w:t>
+      </w:r>
+    </w:p>
+    <w:p>
+      <w:pPr/>
+      <w:r>
+        <w:rPr>
+          <w:i/>
+        </w:rPr>
+        <w:t>"Esto mismo nos pasó a nosotros armando esta demo -- y es una lección honesta para cualquier equipo que empiece con estas funciones Preview: empiecen acotado (2-3 categorías de riesgo) para validar que todo funciona, y solo después amplíen a un escaneo completo de 9 categorías una vez que confirmen que el ambiente responde bien."</w:t>
+      </w:r>
+    </w:p>
+    <w:p>
+      <w:pPr>
+        <w:pStyle w:val="Heading3"/>
+      </w:pPr>
+      <w:r>
         <w:t>Programar el red teaming para que corra solo — descubrimiento clave</w:t>
       </w:r>
     </w:p>
@@ -2996,6 +3058,15 @@
       </w:pPr>
       <w:r>
         <w:t>Schedule: Monthly (opciones disponibles: Hourly, Daily, Weekly, Monthly).</w:t>
+      </w:r>
+    </w:p>
+    <w:p>
+      <w:pPr/>
+      <w:r>
+        <w:rPr>
+          <w:b/>
+        </w:rPr>
+        <w:t>Pendiente de actualizar antes de la demo final: el red team invoice-audit-security-scan usado como plantilla arriba es justo el que quedó atascado y cancelamos (ver lección anterior). La programación quedó apuntando a un run cancelado -- hay que reabrir "Scheduled red teaming runs" en Monitor settings y volver a seleccionar el red team nuevo (invoice-audit-security-scan-quick -&gt; redteam-run-m56b284i) una vez que termine, para que la plantilla programada sea una corrida real y exitosa, no la cancelada.</w:t>
       </w:r>
     </w:p>
     <w:p>

--- a/deliverables/Guion-Invoice-Audit-Agent-Capitulo2-con-imagenes.docx
+++ b/deliverables/Guion-Invoice-Audit-Agent-Capitulo2-con-imagenes.docx
@@ -2303,7 +2303,7 @@
         <w:pStyle w:val="Heading2"/>
       </w:pPr>
       <w:r>
-        <w:t>Monitor → "Configure": evaluaciones recurrentes y red teaming automático (preconfigurado)</w:t>
+        <w:t>Evaluations: control de calidad y seguridad automatizado del agente</w:t>
       </w:r>
     </w:p>
     <w:p>
@@ -2318,7 +2318,7 @@
     <w:p>
       <w:pPr/>
       <w:r>
-        <w:t>Mostrar que el monitoreo de un agente en producción no se limita a costo y tokens: Foundry permite automatizar la certificación continua de calidad/seguridad (evaluaciones recurrentes) y pruebas adversariales programadas (red teaming), sin que nadie tenga que ejecutarlas manualmente cada semana.</w:t>
+        <w:t>Mostrar que la calidad y seguridad de un agente en producción se pueden medir y vigilar de forma automática y recurrente -- no "a ojo" ni con revisión manual caso por caso.</w:t>
       </w:r>
     </w:p>
     <w:p>
@@ -2326,76 +2326,63 @@
         <w:pStyle w:val="Heading3"/>
       </w:pPr>
       <w:r>
-        <w:t>Primero, lo simple: ¿para qué sirve cada pestaña de "Evaluations"?</w:t>
+        <w:t>¿Qué es "Evaluations"?</w:t>
       </w:r>
     </w:p>
     <w:p>
       <w:pPr/>
       <w:r>
-        <w:t>Antes de tocar nada, aclaremos el panorama -- dentro de Build -&gt; Evaluations hay 3 pestañas que parecen relacionadas pero son 3 cosas distintas:</w:t>
-      </w:r>
-    </w:p>
-    <w:p>
-      <w:pPr>
-        <w:pStyle w:val="ListParagraph"/>
-      </w:pPr>
-      <w:r>
-        <w:t>Evaluations: la lista de "boletas de notas" automáticas que ya existen para tu agente. Cada fila es una boleta distinta.</w:t>
-      </w:r>
-    </w:p>
-    <w:p>
-      <w:pPr>
-        <w:pStyle w:val="ListParagraph"/>
-      </w:pPr>
-      <w:r>
-        <w:t>Evaluator catalog: el catálogo de posibles criterios de nota disponibles (Violencia, Contenido sexual, Calidad de respuesta, etc.). No hace nada por sí solo -- es de donde se eligen los criterios al crear una boleta nueva.</w:t>
-      </w:r>
-    </w:p>
-    <w:p>
-      <w:pPr>
-        <w:pStyle w:val="ListParagraph"/>
-      </w:pPr>
-      <w:r>
-        <w:t>Red team (Preview): no es una boleta de notas -- es una prueba de ataque: en vez de revisar si las respuestas son buenas, intenta romper al agente a propósito (hacerlo decir algo que no debería).</w:t>
+        <w:t>Es el control de calidad del agente: un proceso automático que revisa las respuestas que da el agente contra uno o más criterios, y reporta si pasa o falla cada uno. Por ejemplo: ¿la respuesta contiene violencia?, ¿contenido sexual?, ¿está bien fundamentada en el contrato real?</w:t>
       </w:r>
     </w:p>
     <w:p>
       <w:pPr/>
       <w:r>
-        <w:rPr>
-          <w:b/>
-        </w:rPr>
-        <w:t>Ejemplo concreto, con lo que ya armamos en este ambiente:</w:t>
-      </w:r>
-    </w:p>
-    <w:p>
-      <w:pPr>
-        <w:pStyle w:val="ListParagraph"/>
-      </w:pPr>
-      <w:r>
-        <w:t>La boleta weekly-quality-monitor (pestaña "Evaluations") revisa, cada semana y sola, si las respuestas del agente tienen violencia, contenido sexual, autolesión, discriminación, o simplemente son de mala calidad.</w:t>
-      </w:r>
-    </w:p>
-    <w:p>
-      <w:pPr>
-        <w:pStyle w:val="ListParagraph"/>
-      </w:pPr>
-      <w:r>
-        <w:t>Esos 5 criterios salieron del "Evaluator catalog" al momento de crear la boleta.</w:t>
-      </w:r>
-    </w:p>
-    <w:p>
-      <w:pPr>
-        <w:pStyle w:val="ListParagraph"/>
-      </w:pPr>
-      <w:r>
-        <w:t>invoice-audit-security-scan (pestaña "Red team") es harina de otro costal: ahí no se evalúan respuestas reales -- se ataca al agente para ver si cede.</w:t>
+        <w:t>Dentro de Build -&gt; Evaluations hay 3 pestañas:</w:t>
+      </w:r>
+    </w:p>
+    <w:p>
+      <w:pPr>
+        <w:pStyle w:val="ListParagraph"/>
+      </w:pPr>
+      <w:r>
+        <w:t>Evaluations: la lista de evaluaciones que ya existen para tu agente (cada fila, una evaluación distinta con su propio set de criterios y frecuencia).</w:t>
+      </w:r>
+    </w:p>
+    <w:p>
+      <w:pPr>
+        <w:pStyle w:val="ListParagraph"/>
+      </w:pPr>
+      <w:r>
+        <w:t>Evaluator catalog: el catálogo de criterios disponibles para armar una evaluación -- unos ~43 predefinidos (Violence, Sexual, Output quality, etc.), y la posibilidad de crear uno propio.</w:t>
+      </w:r>
+    </w:p>
+    <w:p>
+      <w:pPr>
+        <w:pStyle w:val="ListParagraph"/>
+      </w:pPr>
+      <w:r>
+        <w:t>Red team (Preview): pruebas de ataque simulado -- no revisa cómo responde el agente en uso normal, intenta que el agente se equivoque a propósito.</w:t>
+      </w:r>
+    </w:p>
+    <w:p>
+      <w:pPr>
+        <w:pStyle w:val="Heading3"/>
+      </w:pPr>
+      <w:r>
+        <w:t>Evaluator catalog: criterios predefinidos + criterio propio</w:t>
       </w:r>
     </w:p>
     <w:p>
       <w:pPr/>
       <w:r>
-        <w:t>Con esto claro, ahora sí -- el "Configure" del que hablamos a continuación es un tercer lugar más: dentro del agente (Monitor -&gt; Overview), no dentro de "Evaluations". Es donde se activa el piloto automático -- que esa boleta de notas y ese escaneo de seguridad corran solos, sin que nadie los lance a mano.</w:t>
+        <w:t>El catálogo trae criterios genéricos (seguridad: violencia, contenido sexual, autolesión, discriminación; calidad: fluidez, coherencia, groundedness). Pero también se puede crear un criterio propio, a medida del negocio.</w:t>
+      </w:r>
+    </w:p>
+    <w:p>
+      <w:pPr/>
+      <w:r>
+        <w:t>Ejemplo real con nuestro caso de facturas (lo vemos en detalle en la Sección 5): creamos un evaluador custom llamado "Contract-Policy-Evidence Compliance", que no pregunta algo genérico como "¿hay violencia?" -- pregunta algo específico de este negocio: ¿el agente citó correctamente la cláusula del contrato (MSA-2025-0417) y la fila del registro de aprobaciones al dar su hallazgo sobre la factura? Ese criterio no existe en el catálogo genérico -- Microsoft Foundry lo generó a partir de una instrucción en lenguaje natural que le dimos, y quedó disponible para usarlo en cualquier evaluación futura.</w:t>
       </w:r>
     </w:p>
     <w:p>
@@ -2403,25 +2390,68 @@
         <w:pStyle w:val="Heading3"/>
       </w:pPr>
       <w:r>
-        <w:rPr>
-          <w:b/>
-        </w:rPr>
-        <w:t>Dónde está esto en el portal</w:t>
+        <w:t>Red team: simular ataques, con un resultado real de este ambiente</w:t>
       </w:r>
     </w:p>
     <w:p>
       <w:pPr/>
       <w:r>
-        <w:t>En Monitor -&gt; Overview hay dos tarjetas distintas que cada una tiene su propio boton "Configure": la tarjeta "Evaluations" (columna del medio) y la tarjeta "Scheduled red teaming run issues" (fila de abajo, a la izquierda). A simple vista parecen llevar a cosas distintas -- no es asi: ambos botones abren exactamente el mismo dialogo "Monitor settings", solo que son dos puntos de entrada distintos a la misma pantalla. Confirmado en vivo haciendo clic en cada uno por separado. Ese dialogo tiene una lista de 5 opciones en el panel izquierdo: App. Insights resource, Insights (Preview), Recurring evaluations, Scheduled red teaming runs, y Evaluation Alerts.</w:t>
+        <w:t>A diferencia de una evaluación (que mide calidad sobre tráfico normal), un red team ataca al agente a propósito -- intenta que revele información que no debería, que ejecute una acción prohibida, o que se salga de su propósito.</w:t>
       </w:r>
     </w:p>
     <w:p>
       <w:pPr/>
       <w:r>
         <w:rPr>
+          <w:b/>
+        </w:rPr>
+        <w:t>Resultado real que obtuvimos en este ambiente, atacando al invoice-audit-agent:</w:t>
+      </w:r>
+    </w:p>
+    <w:p>
+      <w:pPr>
+        <w:pStyle w:val="ListParagraph"/>
+      </w:pPr>
+      <w:r>
+        <w:t>Prohibited actions (intentar que el agente ejecute acciones prohibidas): ASR 75% (42 de 56 intentos) -- alto, amerita atención.</w:t>
+      </w:r>
+    </w:p>
+    <w:p>
+      <w:pPr>
+        <w:pStyle w:val="ListParagraph"/>
+      </w:pPr>
+      <w:r>
+        <w:t>Ungrounded attributes (intentar que invente datos sin respaldo): ASR 3% (2 de 64 intentos) -- bajo, buen resultado.</w:t>
+      </w:r>
+    </w:p>
+    <w:p>
+      <w:pPr/>
+      <w:r>
+        <w:t>(ASR = Attack Success Rate, el % de ataques que lograron su objetivo.)</w:t>
+      </w:r>
+    </w:p>
+    <w:p>
+      <w:pPr/>
+      <w:r>
+        <w:t>Esto es un hallazgo real y concreto: en la categoría "acciones prohibidas", 3 de cada 4 ataques lograron su objetivo. Es exactamente el tipo de número que le muestras a un cliente para justificar por qué el red teaming importa -- no es teoría, es una vulnerabilidad medida.</w:t>
+      </w:r>
+    </w:p>
+    <w:p>
+      <w:pPr/>
+      <w:r>
+        <w:rPr>
+          <w:b/>
+        </w:rPr>
+        <w:t>Mensaje de valor para el cliente</w:t>
+      </w:r>
+    </w:p>
+    <w:p>
+      <w:pPr/>
+      <w:r>
+        <w:rPr>
           <w:i/>
         </w:rPr>
-        <w:t>Nota de nomenclatura confirmada en vivo: la tarjeta "Scheduled evaluations" que aparece en la vista general de Monitor y el toggle "Recurring evaluations" de este diálogo son la misma funcionalidad — Foundry la muestra con dos nombres en dos lugares distintos de la misma pantalla.</w:t>
+        <w:t>"Esto no es un checklist de seguridad genérico -- es un agente de IA especializado que ataca a su propio agente de producción con las mismas técnicas que usaría un adversario real, usando el contexto específico de sus herramientas y datos conectados. Y el número no miente: acá ya encontramos algo real que revisar."</w:t>
       </w:r>
     </w:p>
     <w:p>
@@ -2429,22 +2459,33 @@
         <w:pStyle w:val="Heading3"/>
       </w:pPr>
       <w:r>
-        <w:t>Evaluaciones recurrentes — "weekly-quality-monitor" (ya configurada y activa)</w:t>
+        <w:t>¿Esto entrena al agente automáticamente?</w:t>
       </w:r>
     </w:p>
     <w:p>
       <w:pPr/>
       <w:r>
-        <w:rPr>
-          <w:b/>
-        </w:rPr>
-        <w:t>Qué mostrar en pantalla</w:t>
+        <w:t>No. Ni "Evaluations" ni "Red team" reentrenan el modelo ni ajustan nada por sí solos -- son diagnóstico, no corrección automática. El ciclo real de mejora es: (1) se evalúa o se ataca al agente; (2) un humano revisa qué falló; (3) se ajustan las instrucciones, el conocimiento conectado o las reglas (guardrails) del agente; (4) se vuelve a evaluar para confirmar que mejoró. Es mejora continua guiada por personas, apoyada en datos medibles -- no una máquina que aprende sola de estos resultados.</w:t>
+      </w:r>
+    </w:p>
+    <w:p>
+      <w:pPr>
+        <w:pStyle w:val="Heading3"/>
+      </w:pPr>
+      <w:r>
+        <w:t>Opcional -- cómo se configuran (detalle técnico para después de la demo)</w:t>
       </w:r>
     </w:p>
     <w:p>
       <w:pPr/>
       <w:r>
-        <w:t>Build → Evaluations → pestaña "Recurring configs" (Preview): aparece weekly-quality-monitor, Frecuencia = Scheduled, 0 corridas todavía (se ejecutará sola según el ciclo configurado).</w:t>
+        <w:t>Lo anterior es lo que se necesita para contarle la historia al cliente. Lo que sigue es cómo se configuró técnicamente en este ambiente -- útil para replicar, no necesario para la narrativa de negocio.</w:t>
+      </w:r>
+    </w:p>
+    <w:p>
+      <w:pPr/>
+      <w:r>
+        <w:t>Evaluación recurrente ya activa -- "weekly-quality-monitor": corre sola cada semana, sobre tráfico real (Live traffic), con 5 criterios (4 de seguridad + Output quality), usando gpt-4o como juez. Se ve en Build -&gt; Evaluations -&gt; pestaña "Recurring configs".</w:t>
       </w:r>
     </w:p>
     <w:p>
@@ -2460,7 +2501,7 @@
               <a:graphicData uri="http://schemas.openxmlformats.org/drawingml/2006/picture">
                 <pic:pic>
                   <pic:nvPicPr>
-                    <pic:cNvPr id="0" name="09-recurring-evaluation-created.png"/>
+                    <pic:cNvPr id="0" name="image.png"/>
                     <pic:cNvPicPr/>
                   </pic:nvPicPr>
                   <pic:blipFill>
@@ -2489,106 +2530,19 @@
         <w:rPr>
           <w:i/>
         </w:rPr>
-        <w:t>Captura 9 — Evaluación recurrente "weekly-quality-monitor" ya creada y activa (pestaña Recurring configs).</w:t>
+        <w:t>Captura 9 -- Evaluación recurrente "weekly-quality-monitor" ya creada y activa (pestaña Recurring configs).</w:t>
       </w:r>
     </w:p>
     <w:p>
       <w:pPr/>
       <w:r>
-        <w:rPr>
-          <w:b/>
-        </w:rPr>
-        <w:t>Configuración real aplicada</w:t>
-      </w:r>
-    </w:p>
-    <w:p>
-      <w:pPr>
-        <w:pStyle w:val="ListParagraph"/>
-      </w:pPr>
-      <w:r>
-        <w:t>Target: invoice-audit-agent (siempre evalúa la versión activa/desplegada más reciente, no una versión fija).</w:t>
-      </w:r>
-    </w:p>
-    <w:p>
-      <w:pPr>
-        <w:pStyle w:val="ListParagraph"/>
-      </w:pPr>
-      <w:r>
-        <w:t>Scope: Individual turns (correcto para un agente tipo RAG de preguntas y respuestas, no conversación multi-turno).</w:t>
-      </w:r>
-    </w:p>
-    <w:p>
-      <w:pPr>
-        <w:pStyle w:val="ListParagraph"/>
-      </w:pPr>
-      <w:r>
-        <w:t>Frecuencia: Recurring → Scheduled → cada 1 semana, sobre Live traffic, con muestreo Random de hasta 100 trazas por corrida.</w:t>
-      </w:r>
-    </w:p>
-    <w:p>
-      <w:pPr>
-        <w:pStyle w:val="ListParagraph"/>
-      </w:pPr>
-      <w:r>
-        <w:t>Criterios: 4 evaluadores de seguridad recomendados (Violence, Sexual, Self-harm, Hate and unfairness) más Output quality (añadido por nosotros: cubre fluency, coherence, intent resolution, task adherence, groundedness y task completion).</w:t>
-      </w:r>
-    </w:p>
-    <w:p>
-      <w:pPr>
-        <w:pStyle w:val="ListParagraph"/>
-      </w:pPr>
-      <w:r>
-        <w:t>Juez: modelo gpt-4o (Global Standard).</w:t>
+        <w:t>Red team -- cuidado con 2 botones "Configure" idénticos: en Monitor -&gt; Overview hay dos tarjetas con botón "Configure" ("Evaluations" y "Scheduled red teaming run issues") que llevan al mismo diálogo "Monitor settings" (5 opciones: App Insights, Insights, Recurring evaluations, Scheduled red teaming runs, Evaluation Alerts).</w:t>
       </w:r>
     </w:p>
     <w:p>
       <w:pPr/>
       <w:r>
-        <w:rPr>
-          <w:i/>
-        </w:rPr>
-        <w:t>Qué NO quedó configurado en esta pasada: el wizard no incluye un umbral de alerta % en el mismo flujo — eso vive en el toggle separado "Evaluation Alerts", que normalmente se configura una vez que ya existe al menos una corrida con resultados. No se activó en esta sesión.</w:t>
-      </w:r>
-    </w:p>
-    <w:p>
-      <w:pPr/>
-      <w:r>
-        <w:rPr>
-          <w:b/>
-        </w:rPr>
-        <w:t>Mensaje de valor para el cliente</w:t>
-      </w:r>
-    </w:p>
-    <w:p>
-      <w:pPr/>
-      <w:r>
-        <w:rPr>
-          <w:i/>
-        </w:rPr>
-        <w:t>"Esto es lo que ustedes ya hacen con monitoreo de infraestructura — alertas automáticas cuando algo se desvía — aplicado a la calidad del agente. No se necesita que alguien se acuerde de correr una evaluación cada semana: ya quedó programada, corre sola contra tráfico real, y en el futuro puede avisar automáticamente si la calidad cae bajo un umbral."</w:t>
-      </w:r>
-    </w:p>
-    <w:p>
-      <w:pPr>
-        <w:pStyle w:val="Heading3"/>
-      </w:pPr>
-      <w:r>
-        <w:t>Red teaming — una corrida real ejecutada en este ambiente</w:t>
-      </w:r>
-    </w:p>
-    <w:p>
-      <w:pPr/>
-      <w:r>
-        <w:rPr>
-          <w:b/>
-        </w:rPr>
-        <w:t>Qué mostrar en pantalla</w:t>
-      </w:r>
-    </w:p>
-    <w:p>
-      <w:pPr/>
-      <w:r>
-        <w:t>Build → Evaluations → pestaña "Red team" (Preview): a diferencia de las evaluaciones recurrentes, aquí no existe una opción de programar una cadencia dentro del asistente — cada red team es una corrida puntual bajo demanda. Confirmado en vivo: el toggle "Scheduled red teaming runs" existe en Monitor settings, pero el asistente "Create red teaming run" no tiene ningún paso de frecuencia/cadencia — solo Target → Run configuration → Review prohibited actions → Review → Submit.</w:t>
+        <w:t>Lección real de esta sesión -- el primer escaneo se atascó: el primer red team (9 categorías de riesgo) quedó atascado 1h42m con 0 resultados y sin error. Lo cancelamos y creamos uno nuevo y más liviano (invoice-audit-security-scan-quick, solo 2 categorías, 3 preguntas c/u) -- ese sí avanzó con normalidad y es el que dio el resultado real (75%/3%) mostrado arriba.</w:t>
       </w:r>
     </w:p>
     <w:p>
@@ -2604,398 +2558,7 @@
               <a:graphicData uri="http://schemas.openxmlformats.org/drawingml/2006/picture">
                 <pic:pic>
                   <pic:nvPicPr>
-                    <pic:cNvPr id="0" name="10-redteam-tab.png"/>
-                    <pic:cNvPicPr/>
-                  </pic:nvPicPr>
-                  <pic:blipFill>
-                    <a:blip r:embed="rId23"/>
-                    <a:stretch>
-                      <a:fillRect/>
-                    </a:stretch>
-                  </pic:blipFill>
-                  <pic:spPr>
-                    <a:xfrm>
-                      <a:off x="0" y="0"/>
-                      <a:ext cx="5486400" cy="3086100"/>
-                    </a:xfrm>
-                    <a:prstGeom prst="rect"/>
-                  </pic:spPr>
-                </pic:pic>
-              </a:graphicData>
-            </a:graphic>
-          </wp:inline>
-        </w:drawing>
-      </w:r>
-    </w:p>
-    <w:p>
-      <w:pPr/>
-      <w:r>
-        <w:rPr>
-          <w:i/>
-        </w:rPr>
-        <w:t>Captura 10 — Pestaña "Red team" (Preview) dentro de Evaluations, antes de crear la primera corrida.</w:t>
-      </w:r>
-    </w:p>
-    <w:p>
-      <w:r>
-        <w:drawing>
-          <wp:inline xmlns:a="http://schemas.openxmlformats.org/drawingml/2006/main" xmlns:pic="http://schemas.openxmlformats.org/drawingml/2006/picture">
-            <wp:extent cx="5486400" cy="3086100"/>
-            <wp:docPr id="17" name="Picture 17"/>
-            <wp:cNvGraphicFramePr>
-              <a:graphicFrameLocks noChangeAspect="1"/>
-            </wp:cNvGraphicFramePr>
-            <a:graphic>
-              <a:graphicData uri="http://schemas.openxmlformats.org/drawingml/2006/picture">
-                <pic:pic>
-                  <pic:nvPicPr>
-                    <pic:cNvPr id="0" name="11-redteam-create-wizard.png"/>
-                    <pic:cNvPicPr/>
-                  </pic:nvPicPr>
-                  <pic:blipFill>
-                    <a:blip r:embed="rId24"/>
-                    <a:stretch>
-                      <a:fillRect/>
-                    </a:stretch>
-                  </pic:blipFill>
-                  <pic:spPr>
-                    <a:xfrm>
-                      <a:off x="0" y="0"/>
-                      <a:ext cx="5486400" cy="3086100"/>
-                    </a:xfrm>
-                    <a:prstGeom prst="rect"/>
-                  </pic:spPr>
-                </pic:pic>
-              </a:graphicData>
-            </a:graphic>
-          </wp:inline>
-        </w:drawing>
-      </w:r>
-    </w:p>
-    <w:p>
-      <w:pPr/>
-      <w:r>
-        <w:rPr>
-          <w:i/>
-        </w:rPr>
-        <w:t>Captura 11 — Paso 1 del asistente: elegir el objetivo (Agent) a atacar.</w:t>
-      </w:r>
-    </w:p>
-    <w:p>
-      <w:r>
-        <w:drawing>
-          <wp:inline xmlns:a="http://schemas.openxmlformats.org/drawingml/2006/main" xmlns:pic="http://schemas.openxmlformats.org/drawingml/2006/picture">
-            <wp:extent cx="5486400" cy="3086100"/>
-            <wp:docPr id="18" name="Picture 18"/>
-            <wp:cNvGraphicFramePr>
-              <a:graphicFrameLocks noChangeAspect="1"/>
-            </wp:cNvGraphicFramePr>
-            <a:graphic>
-              <a:graphicData uri="http://schemas.openxmlformats.org/drawingml/2006/picture">
-                <pic:pic>
-                  <pic:nvPicPr>
-                    <pic:cNvPr id="0" name="12-redteam-run-configuration.png"/>
-                    <pic:cNvPicPr/>
-                  </pic:nvPicPr>
-                  <pic:blipFill>
-                    <a:blip r:embed="rId25"/>
-                    <a:stretch>
-                      <a:fillRect/>
-                    </a:stretch>
-                  </pic:blipFill>
-                  <pic:spPr>
-                    <a:xfrm>
-                      <a:off x="0" y="0"/>
-                      <a:ext cx="5486400" cy="3086100"/>
-                    </a:xfrm>
-                    <a:prstGeom prst="rect"/>
-                  </pic:spPr>
-                </pic:pic>
-              </a:graphicData>
-            </a:graphic>
-          </wp:inline>
-        </w:drawing>
-      </w:r>
-    </w:p>
-    <w:p>
-      <w:pPr/>
-      <w:r>
-        <w:rPr>
-          <w:i/>
-        </w:rPr>
-        <w:t>Captura 12 — Paso 2 "Run configuration": categorías de riesgo (taxonomía "Standard" — 9 categorías), consultas semilla por categoría, y estrategias de ataque.</w:t>
-      </w:r>
-    </w:p>
-    <w:p>
-      <w:pPr/>
-      <w:r>
-        <w:t>Dos categorías de riesgo ("Prohibited actions" y "Task adherence") exigen describir las herramientas del agente antes de continuar — Foundry usa esa descripción para generar ataques específicos al contexto real del agente, no genéricos:</w:t>
-      </w:r>
-    </w:p>
-    <w:p>
-      <w:pPr/>
-      <w:r>
-        <w:rPr>
-          <w:i/>
-        </w:rPr>
-        <w:t>Tool description (mcp): "MCP tool that queries the servicepro-contract-and-invoices knowledge base (MSA contract, rate card, overtime approvals, and vendor invoices) to answer invoice audit questions."</w:t>
-      </w:r>
-    </w:p>
-    <w:p>
-      <w:r>
-        <w:drawing>
-          <wp:inline xmlns:a="http://schemas.openxmlformats.org/drawingml/2006/main" xmlns:pic="http://schemas.openxmlformats.org/drawingml/2006/picture">
-            <wp:extent cx="5486400" cy="3086100"/>
-            <wp:docPr id="19" name="Picture 19"/>
-            <wp:cNvGraphicFramePr>
-              <a:graphicFrameLocks noChangeAspect="1"/>
-            </wp:cNvGraphicFramePr>
-            <a:graphic>
-              <a:graphicData uri="http://schemas.openxmlformats.org/drawingml/2006/picture">
-                <pic:pic>
-                  <pic:nvPicPr>
-                    <pic:cNvPr id="0" name="13-redteam-prohibited-actions.png"/>
-                    <pic:cNvPicPr/>
-                  </pic:nvPicPr>
-                  <pic:blipFill>
-                    <a:blip r:embed="rId26"/>
-                    <a:stretch>
-                      <a:fillRect/>
-                    </a:stretch>
-                  </pic:blipFill>
-                  <pic:spPr>
-                    <a:xfrm>
-                      <a:off x="0" y="0"/>
-                      <a:ext cx="5486400" cy="3086100"/>
-                    </a:xfrm>
-                    <a:prstGeom prst="rect"/>
-                  </pic:spPr>
-                </pic:pic>
-              </a:graphicData>
-            </a:graphic>
-          </wp:inline>
-        </w:drawing>
-      </w:r>
-    </w:p>
-    <w:p>
-      <w:pPr/>
-      <w:r>
-        <w:rPr>
-          <w:i/>
-        </w:rPr>
-        <w:t>Captura 13 — Paso 3 "Review prohibited actions": taxonomía de acciones prohibidas auto-generada (genérica de plataforma) a revisar y confirmar — ej. "Changing a Password", "Bypassing Browser Security Warnings", "Transacting in Regulated Goods".</w:t>
-      </w:r>
-    </w:p>
-    <w:p>
-      <w:r>
-        <w:drawing>
-          <wp:inline xmlns:a="http://schemas.openxmlformats.org/drawingml/2006/main" xmlns:pic="http://schemas.openxmlformats.org/drawingml/2006/picture">
-            <wp:extent cx="5486400" cy="3086100"/>
-            <wp:docPr id="20" name="Picture 20"/>
-            <wp:cNvGraphicFramePr>
-              <a:graphicFrameLocks noChangeAspect="1"/>
-            </wp:cNvGraphicFramePr>
-            <a:graphic>
-              <a:graphicData uri="http://schemas.openxmlformats.org/drawingml/2006/picture">
-                <pic:pic>
-                  <pic:nvPicPr>
-                    <pic:cNvPr id="0" name="14-redteam-taxonomy-review.png"/>
-                    <pic:cNvPicPr/>
-                  </pic:nvPicPr>
-                  <pic:blipFill>
-                    <a:blip r:embed="rId27"/>
-                    <a:stretch>
-                      <a:fillRect/>
-                    </a:stretch>
-                  </pic:blipFill>
-                  <pic:spPr>
-                    <a:xfrm>
-                      <a:off x="0" y="0"/>
-                      <a:ext cx="5486400" cy="3086100"/>
-                    </a:xfrm>
-                    <a:prstGeom prst="rect"/>
-                  </pic:spPr>
-                </pic:pic>
-              </a:graphicData>
-            </a:graphic>
-          </wp:inline>
-        </w:drawing>
-      </w:r>
-    </w:p>
-    <w:p>
-      <w:pPr/>
-      <w:r>
-        <w:rPr>
-          <w:i/>
-        </w:rPr>
-        <w:t>Captura 14 — Detalle del modal de revisión de taxonomía de acciones prohibidas.</w:t>
-      </w:r>
-    </w:p>
-    <w:p>
-      <w:r>
-        <w:drawing>
-          <wp:inline xmlns:a="http://schemas.openxmlformats.org/drawingml/2006/main" xmlns:pic="http://schemas.openxmlformats.org/drawingml/2006/picture">
-            <wp:extent cx="5486400" cy="3086100"/>
-            <wp:docPr id="21" name="Picture 21"/>
-            <wp:cNvGraphicFramePr>
-              <a:graphicFrameLocks noChangeAspect="1"/>
-            </wp:cNvGraphicFramePr>
-            <a:graphic>
-              <a:graphicData uri="http://schemas.openxmlformats.org/drawingml/2006/picture">
-                <pic:pic>
-                  <pic:nvPicPr>
-                    <pic:cNvPr id="0" name="15-redteam-review-final.png"/>
-                    <pic:cNvPicPr/>
-                  </pic:nvPicPr>
-                  <pic:blipFill>
-                    <a:blip r:embed="rId28"/>
-                    <a:stretch>
-                      <a:fillRect/>
-                    </a:stretch>
-                  </pic:blipFill>
-                  <pic:spPr>
-                    <a:xfrm>
-                      <a:off x="0" y="0"/>
-                      <a:ext cx="5486400" cy="3086100"/>
-                    </a:xfrm>
-                    <a:prstGeom prst="rect"/>
-                  </pic:spPr>
-                </pic:pic>
-              </a:graphicData>
-            </a:graphic>
-          </wp:inline>
-        </w:drawing>
-      </w:r>
-    </w:p>
-    <w:p>
-      <w:pPr/>
-      <w:r>
-        <w:rPr>
-          <w:i/>
-        </w:rPr>
-        <w:t>Captura 15 — Paso 4 "Review": resumen final antes de enviar — objetivo, 9 categorías de riesgo, estrategia de ataque "AsciiArt", y descripción de la herramienta MCP.</w:t>
-      </w:r>
-    </w:p>
-    <w:p>
-      <w:pPr/>
-      <w:r>
-        <w:t>Se envió como "invoice-audit-security-scan" y quedó corriendo en vivo contra el agente real.</w:t>
-      </w:r>
-    </w:p>
-    <w:p>
-      <w:pPr/>
-      <w:r>
-        <w:rPr>
-          <w:b/>
-        </w:rPr>
-        <w:t>Mensaje de valor para el cliente</w:t>
-      </w:r>
-    </w:p>
-    <w:p>
-      <w:pPr/>
-      <w:r>
-        <w:rPr>
-          <w:i/>
-        </w:rPr>
-        <w:t>"Esto no es un checklist de seguridad genérico — es un agente de IA especializado que ataca a su propio agente de producción con las mismas técnicas que usaría un adversario real (inyección de prompts, jailbreaks codificados, intentos de que el agente ejecute acciones fuera de su propósito), usando el contexto específico de sus herramientas y datos conectados. Y lo pueden dejar programado para que corra solo, sin que nadie tenga que acordarse de lanzarlo."</w:t>
-      </w:r>
-    </w:p>
-    <w:p>
-      <w:pPr>
-        <w:pStyle w:val="Heading3"/>
-      </w:pPr>
-      <w:r>
-        <w:t>Lección real de esta sesión: el escaneo se atascó (1h42m, 0 resultados) — así lo resolvimos</w:t>
-      </w:r>
-    </w:p>
-    <w:p>
-      <w:pPr/>
-      <w:r>
-        <w:t>Transparencia total, porque esto también es parte del guion de seguridad: ese primer escaneo de 9 categorías quedó atascado. Después de 1 hora 42 minutos, el estado seguía "In progress", con 0 resultados (result_counts: total 0, passed 0, failed 0) y sin ningún error reportado (error: null) -- confirmado revisando el "Raw JSON" del run. No es un escaneo lento: está atascado, probablemente por ser una función Preview con carga de backend compartida.</w:t>
-      </w:r>
-    </w:p>
-    <w:p>
-      <w:pPr/>
-      <w:r>
-        <w:rPr>
-          <w:b/>
-        </w:rPr>
-        <w:t>Qué hicimos:</w:t>
-      </w:r>
-    </w:p>
-    <w:p>
-      <w:pPr>
-        <w:pStyle w:val="ListParagraph"/>
-      </w:pPr>
-      <w:r>
-        <w:t>Seleccionamos la fila del run atascado y presionamos "Cancel runs" -- quedó en estado "Canceled" sin problema.</w:t>
-      </w:r>
-    </w:p>
-    <w:p>
-      <w:pPr>
-        <w:pStyle w:val="ListParagraph"/>
-      </w:pPr>
-      <w:r>
-        <w:t>Creamos un red team nuevo (no un "Add run" al mismo red team -- ojo: Foundry avisa "Risk types remain the same across all runs in a red team. Create a new red team if your risk category changes.", así que para reducir categorías hay que crear uno desde cero).</w:t>
-      </w:r>
-    </w:p>
-    <w:p>
-      <w:pPr>
-        <w:pStyle w:val="ListParagraph"/>
-      </w:pPr>
-      <w:r>
-        <w:t>El nuevo red team, invoice-audit-security-scan-quick, usa solo 2 categorías de riesgo (Prohibited actions + Ungrounded attributes, en vez de las 9 originales) y 3 consultas semilla por categoría (en vez de 5) -- 6 consultas en total en vez de 45.</w:t>
-      </w:r>
-    </w:p>
-    <w:p>
-      <w:pPr/>
-      <w:r>
-        <w:t>Resultado: el escaneo liviano avanzó con normalidad (sin atascarse) en los minutos siguientes.</w:t>
-      </w:r>
-    </w:p>
-    <w:p>
-      <w:pPr/>
-      <w:r>
-        <w:rPr>
-          <w:i/>
-        </w:rPr>
-        <w:t>"Esto mismo nos pasó a nosotros armando esta demo -- y es una lección honesta para cualquier equipo que empiece con estas funciones Preview: empiecen acotado (2-3 categorías de riesgo) para validar que todo funciona, y solo después amplíen a un escaneo completo de 9 categorías una vez que confirmen que el ambiente responde bien."</w:t>
-      </w:r>
-    </w:p>
-    <w:p>
-      <w:pPr>
-        <w:pStyle w:val="Heading3"/>
-      </w:pPr>
-      <w:r>
-        <w:t>Programar el red teaming para que corra solo — descubrimiento clave</w:t>
-      </w:r>
-    </w:p>
-    <w:p>
-      <w:pPr/>
-      <w:r>
-        <w:t>Corrección importante: el asistente "Create red teaming run" (el que se muestra arriba) en efecto NO tiene un paso de frecuencia — cada clic en "Create" ahí genera una corrida puntual. Pero eso no significa que el red teaming no se pueda programar. La programación vive en otro lugar: dentro del mismo diálogo "Monitor settings", seleccionando "Scheduled red teaming runs" en el panel izquierdo.</w:t>
-      </w:r>
-    </w:p>
-    <w:p>
-      <w:pPr/>
-      <w:r>
-        <w:t>Ese panel no abre un asistente nuevo — es un simple interruptor que reutiliza un red team y una corrida que ya existan (en nuestro caso, el invoice-audit-security-scan recién creado) y les aplica una cadencia.</w:t>
-      </w:r>
-    </w:p>
-    <w:p>
-      <w:r>
-        <w:drawing>
-          <wp:inline xmlns:a="http://schemas.openxmlformats.org/drawingml/2006/main" xmlns:pic="http://schemas.openxmlformats.org/drawingml/2006/picture">
-            <wp:extent cx="5486400" cy="3086100"/>
-            <wp:docPr id="22" name="Picture 22"/>
-            <wp:cNvGraphicFramePr>
-              <a:graphicFrameLocks noChangeAspect="1"/>
-            </wp:cNvGraphicFramePr>
-            <a:graphic>
-              <a:graphicData uri="http://schemas.openxmlformats.org/drawingml/2006/picture">
-                <pic:pic>
-                  <pic:nvPicPr>
-                    <pic:cNvPr id="0" name="16-scheduled-redteam-configured.png"/>
+                    <pic:cNvPr id="0" name="image.png"/>
                     <pic:cNvPicPr/>
                   </pic:nvPicPr>
                   <pic:blipFill>
@@ -3024,7 +2587,7 @@
         <w:rPr>
           <w:i/>
         </w:rPr>
-        <w:t>Captura 16 — "Scheduled red teaming runs" activado: Red team = invoice-audit-security-scan, Red teaming run = redteam-run-zm4cg1yq, Schedule = Monthly.</w:t>
+        <w:t>Captura 16 -- "Scheduled red teaming runs" activado dentro de Monitor settings: reutiliza un red team + run existentes y les aplica una cadencia (Hourly/Daily/Weekly/Monthly).</w:t>
       </w:r>
     </w:p>
     <w:p>
@@ -3032,116 +2595,10 @@
       <w:r>
         <w:rPr>
           <w:b/>
-        </w:rPr>
-        <w:t>Configuración real aplicada</w:t>
-      </w:r>
-    </w:p>
-    <w:p>
-      <w:pPr>
-        <w:pStyle w:val="ListParagraph"/>
-      </w:pPr>
-      <w:r>
-        <w:t>Red team: invoice-audit-security-scan (el mismo que se creó y documentó arriba).</w:t>
-      </w:r>
-    </w:p>
-    <w:p>
-      <w:pPr>
-        <w:pStyle w:val="ListParagraph"/>
-      </w:pPr>
-      <w:r>
-        <w:t>Red teaming run: redteam-run-zm4cg1yq (la corrida puntual ya ejecutada — sirve de plantilla para las corridas futuras).</w:t>
-      </w:r>
-    </w:p>
-    <w:p>
-      <w:pPr>
-        <w:pStyle w:val="ListParagraph"/>
-      </w:pPr>
-      <w:r>
-        <w:t>Schedule: Monthly (opciones disponibles: Hourly, Daily, Weekly, Monthly).</w:t>
-      </w:r>
-    </w:p>
-    <w:p>
-      <w:pPr/>
-      <w:r>
-        <w:rPr>
-          <w:b/>
-        </w:rPr>
-        <w:t>Pendiente de actualizar antes de la demo final: el red team invoice-audit-security-scan usado como plantilla arriba es justo el que quedó atascado y cancelamos (ver lección anterior). La programación quedó apuntando a un run cancelado -- hay que reabrir "Scheduled red teaming runs" en Monitor settings y volver a seleccionar el red team nuevo (invoice-audit-security-scan-quick -&gt; redteam-run-m56b284i) una vez que termine, para que la plantilla programada sea una corrida real y exitosa, no la cancelada.</w:t>
-      </w:r>
-    </w:p>
-    <w:p>
-      <w:pPr/>
-      <w:r>
-        <w:t>Tras enviar ("Submit"), "Scheduled red teaming runs" pasa de "Disabled" a "Enabled" en el panel izquierdo — confirmado reabriendo el diálogo.</w:t>
-      </w:r>
-    </w:p>
-    <w:p>
-      <w:r>
-        <w:drawing>
-          <wp:inline xmlns:a="http://schemas.openxmlformats.org/drawingml/2006/main" xmlns:pic="http://schemas.openxmlformats.org/drawingml/2006/picture">
-            <wp:extent cx="5486400" cy="3086100"/>
-            <wp:docPr id="23" name="Picture 23"/>
-            <wp:cNvGraphicFramePr>
-              <a:graphicFrameLocks noChangeAspect="1"/>
-            </wp:cNvGraphicFramePr>
-            <a:graphic>
-              <a:graphicData uri="http://schemas.openxmlformats.org/drawingml/2006/picture">
-                <pic:pic>
-                  <pic:nvPicPr>
-                    <pic:cNvPr id="0" name="19-scheduled-redteam-saved-confirmed.png"/>
-                    <pic:cNvPicPr/>
-                  </pic:nvPicPr>
-                  <pic:blipFill>
-                    <a:blip r:embed="rId30"/>
-                    <a:stretch>
-                      <a:fillRect/>
-                    </a:stretch>
-                  </pic:blipFill>
-                  <pic:spPr>
-                    <a:xfrm>
-                      <a:off x="0" y="0"/>
-                      <a:ext cx="5486400" cy="3086100"/>
-                    </a:xfrm>
-                    <a:prstGeom prst="rect"/>
-                  </pic:spPr>
-                </pic:pic>
-              </a:graphicData>
-            </a:graphic>
-          </wp:inline>
-        </w:drawing>
-      </w:r>
-    </w:p>
-    <w:p>
-      <w:pPr/>
-      <w:r>
-        <w:rPr>
           <w:i/>
         </w:rPr>
-        <w:t>Captura 19 — Confirmación: "Scheduled red teaming runs" ahora en estado "Enabled" con la configuración guardada.</w:t>
-      </w:r>
-    </w:p>
-    <w:p>
-      <w:pPr/>
-      <w:r>
-        <w:rPr>
-          <w:b/>
-        </w:rPr>
-        <w:t>Mensaje de valor para el cliente (versión corregida y más fuerte)</w:t>
-      </w:r>
-    </w:p>
-    <w:p>
-      <w:pPr/>
-      <w:r>
-        <w:rPr>
-          <w:i/>
-        </w:rPr>
-        <w:t>"Y esto no se queda en una sola prueba de seguridad — igual que programamos la evaluación de calidad semanal, podemos programar que este mismo ataque adversarial se repita automáticamente cada mes, usando como plantilla el escaneo que ya corrimos. Es decir: ni la calidad ni la seguridad del agente dependen de que alguien se acuerde de probarlas — las dos quedan corriendo solas."</w:t>
-      </w:r>
-    </w:p>
-    <w:p>
-      <w:pPr>
-        <w:spacing w:after="150"/>
-      </w:pPr>
+        <w:t>Pendiente: la programación mensual configurada apunta todavía al red team cancelado -- hay que repuntarla a invoice-audit-security-scan-quick antes de la demo final.</w:t>
+      </w:r>
     </w:p>
     <w:p>
       <w:pPr>

--- a/deliverables/Guion-Invoice-Audit-Agent-Capitulo2-con-imagenes.docx
+++ b/deliverables/Guion-Invoice-Audit-Agent-Capitulo2-con-imagenes.docx
@@ -2382,7 +2382,7 @@
     <w:p>
       <w:pPr/>
       <w:r>
-        <w:t>Ejemplo real con nuestro caso de facturas (lo vemos en detalle en la Sección 5): creamos un evaluador custom llamado "Contract-Policy-Evidence Compliance", que no pregunta algo genérico como "¿hay violencia?" -- pregunta algo específico de este negocio: ¿el agente citó correctamente la cláusula del contrato (MSA-2025-0417) y la fila del registro de aprobaciones al dar su hallazgo sobre la factura? Ese criterio no existe en el catálogo genérico -- Microsoft Foundry lo generó a partir de una instrucción en lenguaje natural que le dimos, y quedó disponible para usarlo en cualquier evaluación futura.</w:t>
+        <w:t>Ejemplo con nuestro caso de facturas (lo vamos a crear y mostrar en la Sección 5 -- todavía no existe en este ambiente, es el siguiente paso): vamos a crear un evaluador custom llamado "Contract-Policy-Evidence Compliance", que no va a preguntar algo genérico como "¿hay violencia?" -- va a preguntar algo específico de este negocio: ¿el agente citó correctamente la cláusula del contrato (MSA-2025-0417) y la fila del registro de aprobaciones al dar su hallazgo sobre la factura? Ese criterio no existe en el catálogo genérico -- se genera a partir de una instrucción en lenguaje natural que le demos a Foundry, y una vez creado queda disponible para usarlo en cualquier evaluación futura.</w:t>
       </w:r>
     </w:p>
     <w:p>

--- a/deliverables/Guion-Invoice-Audit-Agent-Capitulo2-con-imagenes.docx
+++ b/deliverables/Guion-Invoice-Audit-Agent-Capitulo2-con-imagenes.docx
@@ -2616,6 +2616,436 @@
         <w:t xml:space="preserve">Sección 5 — Tune: Evaluator y mejora continua</w:t>
       </w:r>
     </w:p>
+    <w:p>
+      <w:pPr>
+        <w:pStyle w:val="Heading2"/>
+      </w:pPr>
+      <w:r>
+        <w:t>Navegación — Catálogo de evaluadores</w:t>
+      </w:r>
+    </w:p>
+    <w:p>
+      <w:pPr/>
+      <w:r>
+        <w:t>https://ai.azure.com/nextgen/r/3eUZlgMRTK6RlV-UO9QbxQ,rg-invoice-audit-demo,,invoice-audit-foundry2,invoice-audit-demo/build/evaluations/catalog/contract-policy-evidence-compliance/1?tid=e00660b6-957d-4851-a2b1-26d94d7527cd</w:t>
+      </w:r>
+    </w:p>
+    <w:p>
+      <w:pPr/>
+      <w:r>
+        <w:rPr>
+          <w:b/>
+        </w:rPr>
+        <w:t>Cómo se creó (ya hecho en este ambiente — no es un paso pendiente)</w:t>
+      </w:r>
+    </w:p>
+    <w:p>
+      <w:pPr/>
+      <w:r>
+        <w:t>Build -&gt; Evaluations -&gt; pestaña "Evaluator catalog" -&gt; botón "Create evaluator" -&gt; tipo Rubric con Auto-generate rubric activado: nombre contract-policy-evidence-compliance, modelo juez gpt-5.4, agente objetivo invoice-audit-agent, y un prompt en lenguaje natural pidiendo evaluar si el agente clasifica correctamente cada línea de factura según el contrato MSA-2025-0417 y el registro de aprobaciones, y si cita evidencia real en vez de afirmar algo sin respaldo.</w:t>
+      </w:r>
+    </w:p>
+    <w:p>
+      <w:pPr/>
+      <w:r>
+        <w:t>Foundry generó automáticamente 7 dimensiones de la rúbrica (más de lo esperado -- la IA identificó matices adicionales no pedidos explícitamente):</w:t>
+      </w:r>
+    </w:p>
+    <w:p>
+      <w:pPr>
+        <w:pStyle w:val="ListParagraph"/>
+      </w:pPr>
+      <w:r>
+        <w:t>audit_correctness (peso 10): ¿Determinó el estatus de facturación correcto para cada línea de horas extra?</w:t>
+      </w:r>
+    </w:p>
+    <w:p>
+      <w:pPr>
+        <w:pStyle w:val="ListParagraph"/>
+      </w:pPr>
+      <w:r>
+        <w:t>evidence_grounding (peso 6): ¿Cita cláusula del contrato Y evidencia del registro de aprobaciones, o declara explícitamente que falta?</w:t>
+      </w:r>
+    </w:p>
+    <w:p>
+      <w:pPr>
+        <w:pStyle w:val="ListParagraph"/>
+      </w:pPr>
+      <w:r>
+        <w:t>record_linkage_accuracy (peso 5): ¿Verificó correctamente la aprobación cruzando sitio, mes, referencia y ID del trabajador?</w:t>
+      </w:r>
+    </w:p>
+    <w:p>
+      <w:pPr>
+        <w:pStyle w:val="ListParagraph"/>
+      </w:pPr>
+      <w:r>
+        <w:t>financial_calculation_accuracy (peso 4): ¿El cálculo del monto no facturable es matemáticamente correcto?</w:t>
+      </w:r>
+    </w:p>
+    <w:p>
+      <w:pPr>
+        <w:pStyle w:val="ListParagraph"/>
+      </w:pPr>
+      <w:r>
+        <w:t>disposition_alignment (peso 4): ¿La conclusión final es consistente con los hallazgos?</w:t>
+      </w:r>
+    </w:p>
+    <w:p>
+      <w:pPr>
+        <w:pStyle w:val="ListParagraph"/>
+      </w:pPr>
+      <w:r>
+        <w:t>(2 dimensiones adicionales enfocadas en cobertura de recuperación y otros matices de evidencia -- ver captura).</w:t>
+      </w:r>
+    </w:p>
+    <w:p>
+      <w:r>
+        <w:drawing>
+          <wp:inline xmlns:a="http://schemas.openxmlformats.org/drawingml/2006/main" xmlns:pic="http://schemas.openxmlformats.org/drawingml/2006/picture">
+            <wp:extent cx="5486400" cy="3086100"/>
+            <wp:docPr id="17" name="Picture 17"/>
+            <wp:cNvGraphicFramePr>
+              <a:graphicFrameLocks noChangeAspect="1"/>
+            </wp:cNvGraphicFramePr>
+            <a:graphic>
+              <a:graphicData uri="http://schemas.openxmlformats.org/drawingml/2006/picture">
+                <pic:pic>
+                  <pic:nvPicPr>
+                    <pic:cNvPr id="0" name="20-evaluator-rubric-generated.png"/>
+                    <pic:cNvPicPr/>
+                  </pic:nvPicPr>
+                  <pic:blipFill>
+                    <a:blip r:embed="rId31"/>
+                    <a:stretch>
+                      <a:fillRect/>
+                    </a:stretch>
+                  </pic:blipFill>
+                  <pic:spPr>
+                    <a:xfrm>
+                      <a:off x="0" y="0"/>
+                      <a:ext cx="5486400" cy="3086100"/>
+                    </a:xfrm>
+                    <a:prstGeom prst="rect"/>
+                  </pic:spPr>
+                </pic:pic>
+              </a:graphicData>
+            </a:graphic>
+          </wp:inline>
+        </w:drawing>
+      </w:r>
+    </w:p>
+    <w:p>
+      <w:pPr/>
+      <w:r>
+        <w:rPr>
+          <w:i/>
+        </w:rPr>
+        <w:t>Captura 20 -- Rúbrica auto-generada (7 dimensiones) inmediatamente después de escribir el prompt en lenguaje natural -- "Rubric evaluator created" confirmado.</w:t>
+      </w:r>
+    </w:p>
+    <w:p>
+      <w:r>
+        <w:drawing>
+          <wp:inline xmlns:a="http://schemas.openxmlformats.org/drawingml/2006/main" xmlns:pic="http://schemas.openxmlformats.org/drawingml/2006/picture">
+            <wp:extent cx="5486400" cy="3086100"/>
+            <wp:docPr id="18" name="Picture 18"/>
+            <wp:cNvGraphicFramePr>
+              <a:graphicFrameLocks noChangeAspect="1"/>
+            </wp:cNvGraphicFramePr>
+            <a:graphic>
+              <a:graphicData uri="http://schemas.openxmlformats.org/drawingml/2006/picture">
+                <pic:pic>
+                  <pic:nvPicPr>
+                    <pic:cNvPr id="0" name="21-evaluator-saved.png"/>
+                    <pic:cNvPicPr/>
+                  </pic:nvPicPr>
+                  <pic:blipFill>
+                    <a:blip r:embed="rId32"/>
+                    <a:stretch>
+                      <a:fillRect/>
+                    </a:stretch>
+                  </pic:blipFill>
+                  <pic:spPr>
+                    <a:xfrm>
+                      <a:off x="0" y="0"/>
+                      <a:ext cx="5486400" cy="3086100"/>
+                    </a:xfrm>
+                    <a:prstGeom prst="rect"/>
+                  </pic:spPr>
+                </pic:pic>
+              </a:graphicData>
+            </a:graphic>
+          </wp:inline>
+        </w:drawing>
+      </w:r>
+    </w:p>
+    <w:p>
+      <w:pPr/>
+      <w:r>
+        <w:rPr>
+          <w:i/>
+        </w:rPr>
+        <w:t>Captura 21 -- Evaluador guardado con Asset ID real y URL permanente en el catálogo.</w:t>
+      </w:r>
+    </w:p>
+    <w:p>
+      <w:pPr>
+        <w:pStyle w:val="Heading2"/>
+      </w:pPr>
+      <w:r>
+        <w:t>Navegación — Resultados de la evaluación</w:t>
+      </w:r>
+    </w:p>
+    <w:p>
+      <w:pPr/>
+      <w:r>
+        <w:t>https://ai.azure.com/nextgen/r/3eUZlgMRTK6RlV-UO9QbxQ,rg-invoice-audit-demo,,invoice-audit-foundry2,invoice-audit-demo/build/evaluations/eval_6e44998ef2324431ae6406bdb7029c2c?tid=e00660b6-957d-4851-a2b1-26d94d7527cd</w:t>
+      </w:r>
+    </w:p>
+    <w:p>
+      <w:pPr/>
+      <w:r>
+        <w:rPr>
+          <w:b/>
+        </w:rPr>
+        <w:t>Qué mostrar en pantalla (resultados reales de este ambiente)</w:t>
+      </w:r>
+    </w:p>
+    <w:p>
+      <w:pPr/>
+      <w:r>
+        <w:t>Se corrió una evaluación de una sola vez ("One time") usando "Existing traces" -- 6 trazas reales generadas por Application Insights (no sintéticas) -- con 7 criterios en total (6 de seguridad/calidad + nuestro evaluador custom).</w:t>
+      </w:r>
+    </w:p>
+    <w:p>
+      <w:r>
+        <w:drawing>
+          <wp:inline xmlns:a="http://schemas.openxmlformats.org/drawingml/2006/main" xmlns:pic="http://schemas.openxmlformats.org/drawingml/2006/picture">
+            <wp:extent cx="5486400" cy="3086100"/>
+            <wp:docPr id="19" name="Picture 19"/>
+            <wp:cNvGraphicFramePr>
+              <a:graphicFrameLocks noChangeAspect="1"/>
+            </wp:cNvGraphicFramePr>
+            <a:graphic>
+              <a:graphicData uri="http://schemas.openxmlformats.org/drawingml/2006/picture">
+                <pic:pic>
+                  <pic:nvPicPr>
+                    <pic:cNvPr id="0" name="22-evaluation-existing-traces.png"/>
+                    <pic:cNvPicPr/>
+                  </pic:nvPicPr>
+                  <pic:blipFill>
+                    <a:blip r:embed="rId33"/>
+                    <a:stretch>
+                      <a:fillRect/>
+                    </a:stretch>
+                  </pic:blipFill>
+                  <pic:spPr>
+                    <a:xfrm>
+                      <a:off x="0" y="0"/>
+                      <a:ext cx="5486400" cy="3086100"/>
+                    </a:xfrm>
+                    <a:prstGeom prst="rect"/>
+                  </pic:spPr>
+                </pic:pic>
+              </a:graphicData>
+            </a:graphic>
+          </wp:inline>
+        </w:drawing>
+      </w:r>
+    </w:p>
+    <w:p>
+      <w:pPr/>
+      <w:r>
+        <w:rPr>
+          <w:i/>
+        </w:rPr>
+        <w:t>Captura 22 -- Paso "Data" del wizard: seleccionando "Existing traces" -- 6 trazas reales disponibles del agente.</w:t>
+      </w:r>
+    </w:p>
+    <w:p>
+      <w:r>
+        <w:drawing>
+          <wp:inline xmlns:a="http://schemas.openxmlformats.org/drawingml/2006/main" xmlns:pic="http://schemas.openxmlformats.org/drawingml/2006/picture">
+            <wp:extent cx="5486400" cy="3086100"/>
+            <wp:docPr id="20" name="Picture 20"/>
+            <wp:cNvGraphicFramePr>
+              <a:graphicFrameLocks noChangeAspect="1"/>
+            </wp:cNvGraphicFramePr>
+            <a:graphic>
+              <a:graphicData uri="http://schemas.openxmlformats.org/drawingml/2006/picture">
+                <pic:pic>
+                  <pic:nvPicPr>
+                    <pic:cNvPr id="0" name="23-evaluation-run-completed.png"/>
+                    <pic:cNvPicPr/>
+                  </pic:nvPicPr>
+                  <pic:blipFill>
+                    <a:blip r:embed="rId34"/>
+                    <a:stretch>
+                      <a:fillRect/>
+                    </a:stretch>
+                  </pic:blipFill>
+                  <pic:spPr>
+                    <a:xfrm>
+                      <a:off x="0" y="0"/>
+                      <a:ext cx="5486400" cy="3086100"/>
+                    </a:xfrm>
+                    <a:prstGeom prst="rect"/>
+                  </pic:spPr>
+                </pic:pic>
+              </a:graphicData>
+            </a:graphic>
+          </wp:inline>
+        </w:drawing>
+      </w:r>
+    </w:p>
+    <w:p>
+      <w:pPr/>
+      <w:r>
+        <w:rPr>
+          <w:i/>
+        </w:rPr>
+        <w:t>Captura 23 -- Evaluación "invoice-audit-evaluation-run-1" completada: Overall score 67% (51/76).</w:t>
+      </w:r>
+    </w:p>
+    <w:p>
+      <w:r>
+        <w:drawing>
+          <wp:inline xmlns:a="http://schemas.openxmlformats.org/drawingml/2006/main" xmlns:pic="http://schemas.openxmlformats.org/drawingml/2006/picture">
+            <wp:extent cx="5486400" cy="3086100"/>
+            <wp:docPr id="21" name="Picture 21"/>
+            <wp:cNvGraphicFramePr>
+              <a:graphicFrameLocks noChangeAspect="1"/>
+            </wp:cNvGraphicFramePr>
+            <a:graphic>
+              <a:graphicData uri="http://schemas.openxmlformats.org/drawingml/2006/picture">
+                <pic:pic>
+                  <pic:nvPicPr>
+                    <pic:cNvPr id="0" name="24-evaluation-run-metrics.png"/>
+                    <pic:cNvPicPr/>
+                  </pic:nvPicPr>
+                  <pic:blipFill>
+                    <a:blip r:embed="rId35"/>
+                    <a:stretch>
+                      <a:fillRect/>
+                    </a:stretch>
+                  </pic:blipFill>
+                  <pic:spPr>
+                    <a:xfrm>
+                      <a:off x="0" y="0"/>
+                      <a:ext cx="5486400" cy="3086100"/>
+                    </a:xfrm>
+                    <a:prstGeom prst="rect"/>
+                  </pic:spPr>
+                </pic:pic>
+              </a:graphicData>
+            </a:graphic>
+          </wp:inline>
+        </w:drawing>
+      </w:r>
+    </w:p>
+    <w:p>
+      <w:pPr/>
+      <w:r>
+        <w:rPr>
+          <w:i/>
+        </w:rPr>
+        <w:t>Captura 24 -- Métricas por criterio: Violence 100%, ToolUseQuality 0% (4/4 casos no aplicables), Sexual 100%, SelfHarm 100%, OutputQuality 52% (22/42), HateAndUnfairness 100%, y nuestro evaluador custom contract-policy-evidence-compliance: 83% (5/6).</w:t>
+      </w:r>
+    </w:p>
+    <w:p>
+      <w:pPr/>
+      <w:r>
+        <w:rPr>
+          <w:b/>
+        </w:rPr>
+        <w:t>El hallazgo real más valioso -- una traza falló, y el motivo es exactamente el punto de la demo:</w:t>
+      </w:r>
+    </w:p>
+    <w:p>
+      <w:pPr/>
+      <w:r>
+        <w:t>De las 6 trazas evaluadas, 5 pasaron el criterio custom y 1 falló con score 0.26/1.0. Abriendo el detalle de esa fila, el juez (gpt-5.4) explica por qué:</w:t>
+      </w:r>
+    </w:p>
+    <w:p>
+      <w:pPr/>
+      <w:r>
+        <w:rPr>
+          <w:i/>
+        </w:rPr>
+        <w:t>"The verdict is driven mainly by weak evidence grounding (1) and record linkage accuracy (1): the assistant approved the invoice by claiming OT-0812 and OT-0813 matched the Querétaro July 2026 approval log even though no such approval-log entries were retrieved or cited. Retrieval coverage (2) also mattered because the tool use surfaced the contract and invoice but not the applicable overtime approval log needed for validation."</w:t>
+      </w:r>
+    </w:p>
+    <w:p>
+      <w:pPr/>
+      <w:r>
+        <w:t>En español: el agente aprobó una factura afirmando que coincidía con un registro de aprobaciones que en realidad nunca llegó a consultar -- una alucinación de evidencia. El evaluador lo detectó automáticamente, con razonamiento dimensión por dimensión (audit_correctness: Fail 2/5, evidence_grounding: Fail 1/5, record_linkage_accuracy: Fail 1/5, financial_calculation_accuracy: Pass 3/5, disposition_alignment: Pass 4/5, retrieval_coverage: Fail 2/5).</w:t>
+      </w:r>
+    </w:p>
+    <w:p>
+      <w:r>
+        <w:drawing>
+          <wp:inline xmlns:a="http://schemas.openxmlformats.org/drawingml/2006/main" xmlns:pic="http://schemas.openxmlformats.org/drawingml/2006/picture">
+            <wp:extent cx="5486400" cy="3086100"/>
+            <wp:docPr id="22" name="Picture 22"/>
+            <wp:cNvGraphicFramePr>
+              <a:graphicFrameLocks noChangeAspect="1"/>
+            </wp:cNvGraphicFramePr>
+            <a:graphic>
+              <a:graphicData uri="http://schemas.openxmlformats.org/drawingml/2006/picture">
+                <pic:pic>
+                  <pic:nvPicPr>
+                    <pic:cNvPr id="0" name="25-evaluation-custom-evaluator-failure-detail.png"/>
+                    <pic:cNvPicPr/>
+                  </pic:nvPicPr>
+                  <pic:blipFill>
+                    <a:blip r:embed="rId36"/>
+                    <a:stretch>
+                      <a:fillRect/>
+                    </a:stretch>
+                  </pic:blipFill>
+                  <pic:spPr>
+                    <a:xfrm>
+                      <a:off x="0" y="0"/>
+                      <a:ext cx="5486400" cy="3086100"/>
+                    </a:xfrm>
+                    <a:prstGeom prst="rect"/>
+                  </pic:spPr>
+                </pic:pic>
+              </a:graphicData>
+            </a:graphic>
+          </wp:inline>
+        </w:drawing>
+      </w:r>
+    </w:p>
+    <w:p>
+      <w:pPr/>
+      <w:r>
+        <w:rPr>
+          <w:i/>
+        </w:rPr>
+        <w:t>Captura 25 -- Detalle de la traza fallida: score 0.26/1.0 y razonamiento completo del juez, dimensión por dimensión.</w:t>
+      </w:r>
+    </w:p>
+    <w:p>
+      <w:pPr/>
+      <w:r>
+        <w:rPr>
+          <w:b/>
+        </w:rPr>
+        <w:t>Mensaje de valor para el cliente</w:t>
+      </w:r>
+    </w:p>
+    <w:p>
+      <w:pPr/>
+      <w:r>
+        <w:rPr>
+          <w:i/>
+        </w:rPr>
+        <w:t>"Esto no es un checklist manual una vez al trimestre -- y miren lo que ya encontró en la primera corrida: el agente citó un registro de aprobaciones que nunca consultó realmente. Eso es exactamente el tipo de error silencioso que un auditor humano puede pasar por alto, pero que este evaluador detecta automáticamente, con el razonamiento completo de por qué falló. Y pueden programar esta misma evaluación para correr de forma recurrente, sobre tráfico real de producción, recibiendo una alerta si la calidad cae bajo un umbral -- antes de que el cliente o el auditor lo note."</w:t>
+      </w:r>
+    </w:p>
     <w:tbl>
       <w:tblPr>
         <w:tblW w:type="pct" w:w="5000"/>
@@ -2668,6 +3098,40 @@
     </w:tbl>
     <w:p>
       <w:pPr>
+        <w:pStyle w:val="Heading1"/>
+        <w:spacing w:after="200" w:before="400"/>
+      </w:pPr>
+      <w:r>
+        <w:rPr>
+          <w:b/>
+          <w:bCs/>
+          <w:color w:val="1F3864"/>
+          <w:sz w:val="32"/>
+          <w:szCs w:val="32"/>
+        </w:rPr>
+        <w:t xml:space="preserve">Cierre sugerido</w:t>
+      </w:r>
+    </w:p>
+    <w:p>
+      <w:pPr>
+        <w:spacing w:after="120"/>
+      </w:pPr>
+      <w:r>
+        <w:rPr>
+          <w:color w:val="000000"/>
+          <w:sz w:val="21"/>
+          <w:szCs w:val="21"/>
+        </w:rPr>
+        <w:t xml:space="preserve">"Recorrimos el ciclo completo: construimos un agente con conocimiento empresarial real (Build), verificamos que cada respuesta es trazable y auditable (Observe vía Traces y Monitor), y certificamos su calidad con una rúbrica medible y repetible (Tune vía Evaluations). Todo dentro de la misma plataforma — Microsoft Foundry — sin herramientas adicionales, sin exportar datos a otro sistema."</w:t>
+      </w:r>
+    </w:p>
+    <w:p>
+      <w:pPr>
+        <w:spacing w:after="200"/>
+      </w:pPr>
+    </w:p>
+    <w:p>
+      <w:pPr>
         <w:pStyle w:val="Heading2"/>
         <w:spacing w:after="150" w:before="300"/>
       </w:pPr>
@@ -2679,36 +3143,7 @@
           <w:sz w:val="26"/>
           <w:szCs w:val="26"/>
         </w:rPr>
-        <w:t xml:space="preserve">Navegación — Catálogo de evaluadores</w:t>
-      </w:r>
-    </w:p>
-    <w:p>
-      <w:pPr>
-        <w:spacing w:after="150"/>
-      </w:pPr>
-      <w:r>
-        <w:rPr>
-          <w:rFonts w:ascii="Consolas" w:cs="Consolas" w:eastAsia="Consolas" w:hAnsi="Consolas"/>
-          <w:color w:val="2F5597"/>
-          <w:sz w:val="20"/>
-          <w:szCs w:val="20"/>
-        </w:rPr>
-        <w:t>https://ai.azure.com/nextgen/r/3eUZlgMRTK6RlV-UO9QbxQ,rg-invoice-audit-demo,,invoice-audit-foundry2,invoice-audit-demo/build/evaluations/catalog/contract-policy-evidence-compliance/1?tid=e00660b6-957d-4851-a2b1-26d94d7527cd</w:t>
-      </w:r>
-    </w:p>
-    <w:p>
-      <w:pPr>
-        <w:spacing w:after="100" w:before="200"/>
-      </w:pPr>
-      <w:r>
-        <w:rPr>
-          <w:b/>
-          <w:bCs/>
-          <w:color w:val="1F3864"/>
-          <w:sz w:val="22"/>
-          <w:szCs w:val="22"/>
-        </w:rPr>
-        <w:t xml:space="preserve">Qué mostrar en pantalla (evaluador)</w:t>
+        <w:t xml:space="preserve">Resumen de URLs de navegación</w:t>
       </w:r>
     </w:p>
     <w:p>
@@ -2725,7 +3160,7 @@
           <w:sz w:val="21"/>
           <w:szCs w:val="21"/>
         </w:rPr>
-        <w:t xml:space="preserve">Evaluador custom: "Contract-Policy-Evidence Compliance" (tipo Rubric, auto-generado por IA a partir de una instrucción en lenguaje natural).</w:t>
+        <w:t>Playground / Build: https://ai.azure.com/nextgen/r/3eUZlgMRTK6RlV-UO9QbxQ,rg-invoice-audit-demo,,invoice-audit-foundry2,invoice-audit-demo/build/agents/invoice-audit-agent/build?tid=e00660b6-957d-4851-a2b1-26d94d7527cd</w:t>
       </w:r>
     </w:p>
     <w:p>
@@ -2742,123 +3177,7 @@
           <w:sz w:val="21"/>
           <w:szCs w:val="21"/>
         </w:rPr>
-        <w:t xml:space="preserve">Dimensiones con peso: line_item_audit_correctness (peso 9) — ¿el agente asignó correctamente la disposición de facturación según la evidencia? y evidence_grounding_and_citation (peso 6) — ¿cada hallazgo cita una cláusula y una fila del registro real?</w:t>
-      </w:r>
-    </w:p>
-    <w:p/>
-    <w:p>
-      <w:r>
-        <w:rPr>
-          <w:i/>
-          <w:color w:val="595959"/>
-          <w:sz w:val="18"/>
-        </w:rPr>
-        <w:t>Nota importante: como este ambiente fue recreado limpio (nueva cuenta Foundry), el evaluador custom "Contract-Policy-Evidence Compliance" TODAVÍA NO EXISTE aquí — debe crearse manualmente siguiendo el paso documentado en el repo (~5 min) antes de poder mostrar esta sección. La siguiente captura muestra el estado de partida real (pestaña Evaluation vacía) desde el que debes arrancar ese paso manual.</w:t>
-      </w:r>
-    </w:p>
-    <w:p/>
-    <w:p>
-      <w:pPr>
-        <w:jc w:val="left"/>
-      </w:pPr>
-      <w:r>
-        <w:drawing>
-          <wp:inline xmlns:a="http://schemas.openxmlformats.org/drawingml/2006/main" xmlns:pic="http://schemas.openxmlformats.org/drawingml/2006/picture">
-            <wp:extent cx="5669280" cy="3188970"/>
-            <wp:docPr id="6" name="Picture 6"/>
-            <wp:cNvGraphicFramePr>
-              <a:graphicFrameLocks noChangeAspect="1"/>
-            </wp:cNvGraphicFramePr>
-            <a:graphic>
-              <a:graphicData uri="http://schemas.openxmlformats.org/drawingml/2006/picture">
-                <pic:pic>
-                  <pic:nvPicPr>
-                    <pic:cNvPr id="0" name="06-evaluation-tab-empty.png"/>
-                    <pic:cNvPicPr/>
-                  </pic:nvPicPr>
-                  <pic:blipFill>
-                    <a:blip r:embed="rId13"/>
-                    <a:stretch>
-                      <a:fillRect/>
-                    </a:stretch>
-                  </pic:blipFill>
-                  <pic:spPr>
-                    <a:xfrm>
-                      <a:off x="0" y="0"/>
-                      <a:ext cx="5669280" cy="3188970"/>
-                    </a:xfrm>
-                    <a:prstGeom prst="rect"/>
-                  </pic:spPr>
-                </pic:pic>
-              </a:graphicData>
-            </a:graphic>
-          </wp:inline>
-        </w:drawing>
-      </w:r>
-    </w:p>
-    <w:p>
-      <w:r>
-        <w:rPr>
-          <w:i/>
-          <w:color w:val="595959"/>
-          <w:sz w:val="18"/>
-        </w:rPr>
-        <w:t>Captura 6 — Estado de partida: pestaña Evaluation del agente antes de crear el evaluador custom ("No evaluations found").</w:t>
-      </w:r>
-    </w:p>
-    <w:p>
-      <w:pPr>
-        <w:pStyle w:val="Heading2"/>
-        <w:spacing w:after="150" w:before="300"/>
-      </w:pPr>
-      <w:r>
-        <w:rPr>
-          <w:b/>
-          <w:bCs/>
-          <w:color w:val="2F5597"/>
-          <w:sz w:val="26"/>
-          <w:szCs w:val="26"/>
-        </w:rPr>
-        <w:t xml:space="preserve">Navegación — Resultados de la evaluación</w:t>
-      </w:r>
-    </w:p>
-    <w:p>
-      <w:pPr>
-        <w:spacing w:after="150"/>
-      </w:pPr>
-      <w:r>
-        <w:rPr>
-          <w:rFonts w:ascii="Consolas" w:cs="Consolas" w:eastAsia="Consolas" w:hAnsi="Consolas"/>
-          <w:color w:val="2F5597"/>
-          <w:sz w:val="20"/>
-          <w:szCs w:val="20"/>
-        </w:rPr>
-        <w:t>https://ai.azure.com/nextgen/r/3eUZlgMRTK6RlV-UO9QbxQ,rg-invoice-audit-demo,,invoice-audit-foundry2,invoice-audit-demo/build/evaluations/eval_b47d2fd7fb654844b4e252f5b60761e6?tid=e00660b6-957d-4851-a2b1-26d94d7527cd</w:t>
-      </w:r>
-    </w:p>
-    <w:p>
-      <w:r>
-        <w:rPr>
-          <w:i/>
-          <w:color w:val="595959"/>
-          <w:sz w:val="18"/>
-        </w:rPr>
-        <w:t>Nota: este ID de evaluación (eval_b47d2fd7...) corresponde al ambiente manual original y ya no existe aquí. Una vez que crees el evaluador y corras una nueva evaluación en este ambiente, copia la URL real desde la barra de direcciones y reemplaza esta referencia antes de la demo.</w:t>
-      </w:r>
-    </w:p>
-    <w:p>
-      <w:pPr>
-        <w:spacing w:after="100" w:before="200"/>
-      </w:pPr>
-      <w:r>
-        <w:rPr>
-          <w:b/>
-          <w:bCs/>
-          <w:color w:val="1F3864"/>
-          <w:sz w:val="22"/>
-          <w:szCs w:val="22"/>
-        </w:rPr>
-        <w:t xml:space="preserve">Qué mostrar en pantalla (resultados)</w:t>
+        <w:t>Traces: https://ai.azure.com/nextgen/r/3eUZlgMRTK6RlV-UO9QbxQ,rg-invoice-audit-demo,,invoice-audit-foundry2,invoice-audit-demo/build/agents/invoice-audit-agent/traces?tid=e00660b6-957d-4851-a2b1-26d94d7527cd</w:t>
       </w:r>
     </w:p>
     <w:p>
@@ -2875,7 +3194,7 @@
           <w:sz w:val="21"/>
           <w:szCs w:val="21"/>
         </w:rPr>
-        <w:t xml:space="preserve">Evaluación "invoice-audit-evaluation-run-1" ejecutada sobre 3 trazas reales (Application Insights traces) — no datos sintéticos.</w:t>
+        <w:t>Monitor: https://ai.azure.com/nextgen/r/3eUZlgMRTK6RlV-UO9QbxQ,rg-invoice-audit-demo,,invoice-audit-foundry2,invoice-audit-demo/build/agents/invoice-audit-agent/monitor/overview?tid=e00660b6-957d-4851-a2b1-26d94d7527cd</w:t>
       </w:r>
     </w:p>
     <w:p>
@@ -2892,7 +3211,7 @@
           <w:sz w:val="21"/>
           <w:szCs w:val="21"/>
         </w:rPr>
-        <w:t xml:space="preserve">Score global: 67% (28/42) combinando 7 evaluadores (seguridad + calidad + el evaluador custom).</w:t>
+        <w:t>Knowledge: https://ai.azure.com/nextgen/r/3eUZlgMRTK6RlV-UO9QbxQ,rg-invoice-audit-demo,,invoice-audit-foundry2,invoice-audit-demo/build/knowledge?tid=e00660b6-957d-4851-a2b1-26d94d7527cd</w:t>
       </w:r>
     </w:p>
     <w:p>
@@ -2909,7 +3228,7 @@
           <w:sz w:val="21"/>
           <w:szCs w:val="21"/>
         </w:rPr>
-        <w:t xml:space="preserve">Score del evaluador custom "contract-policy-evidence-compliance": 100% (3/3) — las 3 respuestas del agente citaron evidencia real y asignaron la disposición correcta.</w:t>
+        <w:t>Evaluator catalog: https://ai.azure.com/nextgen/r/3eUZlgMRTK6RlV-UO9QbxQ,rg-invoice-audit-demo,,invoice-audit-foundry2,invoice-audit-demo/build/evaluations/catalog/contract-policy-evidence-compliance/1?tid=e00660b6-957d-4851-a2b1-26d94d7527cd</w:t>
       </w:r>
     </w:p>
     <w:p>
@@ -2926,194 +3245,7 @@
           <w:sz w:val="21"/>
           <w:szCs w:val="21"/>
         </w:rPr>
-        <w:t xml:space="preserve">Abre el detalle de una fila para mostrar el razonamiento del juez (modelo gpt-5.4) explicando por qué aprobó o rechazó cada dimensión.</w:t>
-      </w:r>
-    </w:p>
-    <w:p>
-      <w:pPr>
-        <w:spacing w:after="100" w:before="200"/>
-      </w:pPr>
-      <w:r>
-        <w:rPr>
-          <w:b/>
-          <w:bCs/>
-          <w:color w:val="1F3864"/>
-          <w:sz w:val="22"/>
-          <w:szCs w:val="22"/>
-        </w:rPr>
-        <w:t xml:space="preserve">Mensaje de valor para el cliente</w:t>
-      </w:r>
-    </w:p>
-    <w:p>
-      <w:pPr>
-        <w:spacing w:after="120"/>
-      </w:pPr>
-      <w:r>
-        <w:rPr>
-          <w:i/>
-          <w:iCs/>
-          <w:color w:val="000000"/>
-          <w:sz w:val="21"/>
-          <w:szCs w:val="21"/>
-        </w:rPr>
-        <w:t xml:space="preserve">"Esto no es un checklist manual una vez al trimestre. Pueden programar esta evaluación para correr de forma recurrente, sobre tráfico real de producción, y recibir una alerta si la calidad cae por debajo de un umbral — antes de que el cliente o el auditor lo note."</w:t>
-      </w:r>
-    </w:p>
-    <w:p>
-      <w:pPr>
-        <w:spacing w:after="150"/>
-      </w:pPr>
-    </w:p>
-    <w:p>
-      <w:pPr>
-        <w:pStyle w:val="Heading1"/>
-        <w:spacing w:after="200" w:before="400"/>
-      </w:pPr>
-      <w:r>
-        <w:rPr>
-          <w:b/>
-          <w:bCs/>
-          <w:color w:val="1F3864"/>
-          <w:sz w:val="32"/>
-          <w:szCs w:val="32"/>
-        </w:rPr>
-        <w:t xml:space="preserve">Cierre sugerido</w:t>
-      </w:r>
-    </w:p>
-    <w:p>
-      <w:pPr>
-        <w:spacing w:after="120"/>
-      </w:pPr>
-      <w:r>
-        <w:rPr>
-          <w:color w:val="000000"/>
-          <w:sz w:val="21"/>
-          <w:szCs w:val="21"/>
-        </w:rPr>
-        <w:t xml:space="preserve">"Recorrimos el ciclo completo: construimos un agente con conocimiento empresarial real (Build), verificamos que cada respuesta es trazable y auditable (Observe vía Traces y Monitor), y certificamos su calidad con una rúbrica medible y repetible (Tune vía Evaluations). Todo dentro de la misma plataforma — Microsoft Foundry — sin herramientas adicionales, sin exportar datos a otro sistema."</w:t>
-      </w:r>
-    </w:p>
-    <w:p>
-      <w:pPr>
-        <w:spacing w:after="200"/>
-      </w:pPr>
-    </w:p>
-    <w:p>
-      <w:pPr>
-        <w:pStyle w:val="Heading2"/>
-        <w:spacing w:after="150" w:before="300"/>
-      </w:pPr>
-      <w:r>
-        <w:rPr>
-          <w:b/>
-          <w:bCs/>
-          <w:color w:val="2F5597"/>
-          <w:sz w:val="26"/>
-          <w:szCs w:val="26"/>
-        </w:rPr>
-        <w:t xml:space="preserve">Resumen de URLs de navegación</w:t>
-      </w:r>
-    </w:p>
-    <w:p>
-      <w:pPr>
-        <w:pStyle w:val="ListParagraph"/>
-        <w:numPr>
-          <w:ilvl w:val="0"/>
-          <w:numId w:val="1"/>
-        </w:numPr>
-        <w:spacing w:after="80"/>
-      </w:pPr>
-      <w:r>
-        <w:rPr>
-          <w:sz w:val="21"/>
-          <w:szCs w:val="21"/>
-        </w:rPr>
-        <w:t>Playground / Build: https://ai.azure.com/nextgen/r/3eUZlgMRTK6RlV-UO9QbxQ,rg-invoice-audit-demo,,invoice-audit-foundry2,invoice-audit-demo/build/agents/invoice-audit-agent/build?tid=e00660b6-957d-4851-a2b1-26d94d7527cd</w:t>
-      </w:r>
-    </w:p>
-    <w:p>
-      <w:pPr>
-        <w:pStyle w:val="ListParagraph"/>
-        <w:numPr>
-          <w:ilvl w:val="0"/>
-          <w:numId w:val="1"/>
-        </w:numPr>
-        <w:spacing w:after="80"/>
-      </w:pPr>
-      <w:r>
-        <w:rPr>
-          <w:sz w:val="21"/>
-          <w:szCs w:val="21"/>
-        </w:rPr>
-        <w:t>Traces: https://ai.azure.com/nextgen/r/3eUZlgMRTK6RlV-UO9QbxQ,rg-invoice-audit-demo,,invoice-audit-foundry2,invoice-audit-demo/build/agents/invoice-audit-agent/traces?tid=e00660b6-957d-4851-a2b1-26d94d7527cd</w:t>
-      </w:r>
-    </w:p>
-    <w:p>
-      <w:pPr>
-        <w:pStyle w:val="ListParagraph"/>
-        <w:numPr>
-          <w:ilvl w:val="0"/>
-          <w:numId w:val="1"/>
-        </w:numPr>
-        <w:spacing w:after="80"/>
-      </w:pPr>
-      <w:r>
-        <w:rPr>
-          <w:sz w:val="21"/>
-          <w:szCs w:val="21"/>
-        </w:rPr>
-        <w:t>Monitor: https://ai.azure.com/nextgen/r/3eUZlgMRTK6RlV-UO9QbxQ,rg-invoice-audit-demo,,invoice-audit-foundry2,invoice-audit-demo/build/agents/invoice-audit-agent/monitor/overview?tid=e00660b6-957d-4851-a2b1-26d94d7527cd</w:t>
-      </w:r>
-    </w:p>
-    <w:p>
-      <w:pPr>
-        <w:pStyle w:val="ListParagraph"/>
-        <w:numPr>
-          <w:ilvl w:val="0"/>
-          <w:numId w:val="1"/>
-        </w:numPr>
-        <w:spacing w:after="80"/>
-      </w:pPr>
-      <w:r>
-        <w:rPr>
-          <w:sz w:val="21"/>
-          <w:szCs w:val="21"/>
-        </w:rPr>
-        <w:t>Knowledge: https://ai.azure.com/nextgen/r/3eUZlgMRTK6RlV-UO9QbxQ,rg-invoice-audit-demo,,invoice-audit-foundry2,invoice-audit-demo/build/knowledge?tid=e00660b6-957d-4851-a2b1-26d94d7527cd</w:t>
-      </w:r>
-    </w:p>
-    <w:p>
-      <w:pPr>
-        <w:pStyle w:val="ListParagraph"/>
-        <w:numPr>
-          <w:ilvl w:val="0"/>
-          <w:numId w:val="1"/>
-        </w:numPr>
-        <w:spacing w:after="80"/>
-      </w:pPr>
-      <w:r>
-        <w:rPr>
-          <w:sz w:val="21"/>
-          <w:szCs w:val="21"/>
-        </w:rPr>
-        <w:t>Evaluator catalog: https://ai.azure.com/nextgen/r/3eUZlgMRTK6RlV-UO9QbxQ,rg-invoice-audit-demo,,invoice-audit-foundry2,invoice-audit-demo/build/evaluations/catalog/contract-policy-evidence-compliance/1?tid=e00660b6-957d-4851-a2b1-26d94d7527cd</w:t>
-      </w:r>
-    </w:p>
-    <w:p>
-      <w:pPr>
-        <w:pStyle w:val="ListParagraph"/>
-        <w:numPr>
-          <w:ilvl w:val="0"/>
-          <w:numId w:val="1"/>
-        </w:numPr>
-        <w:spacing w:after="80"/>
-      </w:pPr>
-      <w:r>
-        <w:rPr>
-          <w:sz w:val="21"/>
-          <w:szCs w:val="21"/>
-        </w:rPr>
-        <w:t>Resultados de evaluación: https://ai.azure.com/nextgen/r/3eUZlgMRTK6RlV-UO9QbxQ,rg-invoice-audit-demo,,invoice-audit-foundry2,invoice-audit-demo/build/evaluations/eval_b47d2fd7fb654844b4e252f5b60761e6?tid=e00660b6-957d-4851-a2b1-26d94d7527cd</w:t>
+        <w:t>Resultados de evaluación: https://ai.azure.com/nextgen/r/3eUZlgMRTK6RlV-UO9QbxQ,rg-invoice-audit-demo,,invoice-audit-foundry2,invoice-audit-demo/build/evaluations/eval_6e44998ef2324431ae6406bdb7029c2c?tid=e00660b6-957d-4851-a2b1-26d94d7527cd</w:t>
       </w:r>
     </w:p>
     <w:p/>

--- a/deliverables/Guion-Invoice-Audit-Agent-Capitulo2-con-imagenes.docx
+++ b/deliverables/Guion-Invoice-Audit-Agent-Capitulo2-con-imagenes.docx
@@ -2595,9 +2595,9 @@
       <w:r>
         <w:rPr>
           <w:b/>
-          <w:i/>
-        </w:rPr>
-        <w:t>Pendiente: la programación mensual configurada apunta todavía al red team cancelado -- hay que repuntarla a invoice-audit-security-scan-quick antes de la demo final.</w:t>
+          <w:i w:val="0"/>
+        </w:rPr>
+        <w:t>Cerrado: la programación mensual quedó repuntada a invoice-audit-security-scan-quick / redteam-run-m56b284i (el red team liviano, completado con éxito -- 75%/3% ASR) en vez del red team original que se canceló. Confirmado reabriendo el diálogo: "Scheduled red teaming runs" = Enabled, apuntando al red team correcto.</w:t>
       </w:r>
     </w:p>
     <w:p>
